--- a/courseware_claude/LG-Multi AI Agents Workflow for Content Creation - Claude-v3.5.docx
+++ b/courseware_claude/LG-Multi AI Agents Workflow for Content Creation - Claude-v3.5.docx
@@ -6282,7 +6282,7 @@
         <w:rPr>
           <w:b w:val="0"/>
         </w:rPr>
-        <w:t xml:space="preserve"> October 2026. Rachel has a website and a goal: 40 booked chats a month by March. She has no marketing team. Before you hire one made of agents, give it a home — shared rules, shared facts — and put the website online.</w:t>
+        <w:t xml:space="preserve"> October 2026. Rachel has a website and a goal: 40 booked chats a month by March. She has no marketing team. Before you hire one made of agents, give it a home — shared rules, shared facts — and open your own copy of Horizon's website.</w:t>
       </w:r>
     </w:p>
     <w:p>
@@ -6296,7 +6296,7 @@
         <w:rPr>
           <w:b w:val="0"/>
         </w:rPr>
-        <w:t xml:space="preserve"> Before anyone builds a team, the team needs a home: one folder of shared facts and rules, and Horizon's website — already live at one public link every post points to.</w:t>
+        <w:t xml:space="preserve"> Before anyone builds a team, the team needs a home: one folder of shared facts and rules, your own copy of Horizon's website to work on, and the one public link every post points to.</w:t>
       </w:r>
     </w:p>
     <w:p>
@@ -6329,7 +6329,7 @@
         <w:rPr>
           <w:b/>
         </w:rPr>
-        <w:t>Website:</w:t>
+        <w:t>Public site (the link in every post):</w:t>
       </w:r>
       <w:r>
         <w:rPr>
@@ -6704,7 +6704,7 @@
         <w:rPr>
           <w:sz w:val="21"/>
         </w:rPr>
-        <w:t>Read data/team-charter.md, data/team-design.md and data/business-brief.md. Write CLAUDE.md for this studio in four sections — What this is, The team, Rules, Files — under 60 lines. The team is the one I chose in data/team-design.md. Rules: every number comes from data/facts-2026.md; every piece passes fact-check and fin-compliance; nothing is published or sent without a person's approval (the one exception: a review email to the approver); anything shown to me is in plain English for a business owner, with no codes, IDs, file names or line numbers. In Files, add:</w:t>
+        <w:t>Read data/team-charter.md, data/team-design.md and data/business-brief.md. Write CLAUDE.md for this studio in four sections — What this is, The team, Rules, Files — under 60 lines. The team is the one I chose in data/team-design.md. Rules: every number comes from data/facts-2026.md; every piece passes fact-check and fin-compliance; nothing is published or sent without a person's approval (the one exception: a review email to the approver); anything shown to me is in plain English for a business owner, with no codes, IDs, file names or line numbers. In Files, add two lines:</w:t>
       </w:r>
       <w:r>
         <w:br/>
@@ -6713,7 +6713,25 @@
         <w:rPr>
           <w:sz w:val="21"/>
         </w:rPr>
-        <w:t>Public site (link in every post): https://tertiarycourses.github.io/TGS-2023036153-Multi-AI-Agents-Workflow-for-Content-Creation/</w:t>
+        <w:t>- Our copy of the site, which we edit and preview:</w:t>
+      </w:r>
+      <w:r>
+        <w:br/>
+      </w:r>
+      <w:r>
+        <w:rPr>
+          <w:sz w:val="21"/>
+        </w:rPr>
+        <w:t xml:space="preserve">  web/site/index.html</w:t>
+      </w:r>
+      <w:r>
+        <w:br/>
+      </w:r>
+      <w:r>
+        <w:rPr>
+          <w:sz w:val="21"/>
+        </w:rPr>
+        <w:t>- Public site, the link every post points to (it never changes): https://tertiarycourses.github.io/TGS-2023036153-Multi-AI-Agents-Workflow-for-Content-Creation/</w:t>
       </w:r>
     </w:p>
     <w:p>
@@ -6776,7 +6794,7 @@
         <w:rPr>
           <w:b w:val="0"/>
         </w:rPr>
-        <w:t>☐  CLAUDE.md names the public site link every post points to.</w:t>
+        <w:t>☐  CLAUDE.md names your copy of the site and the public link every post points to.</w:t>
       </w:r>
     </w:p>
     <w:p>
@@ -9381,7 +9399,7 @@
         <w:rPr>
           <w:sz w:val="21"/>
         </w:rPr>
-        <w:t>5. website-designer: built-in browser — open Horizon's public site at 375px wide and report any problem. Report each result in one line. If a check fails, say which tool was missing.</w:t>
+        <w:t>5. website-designer: built-in browser — open our own copy of the site (web/site/index.html) at 375px wide and report any problem. Report each result in one line. If a check fails, say which tool was missing.</w:t>
       </w:r>
     </w:p>
     <w:p>

--- a/courseware_claude/LG-Multi AI Agents Workflow for Content Creation - Claude-v3.5.docx
+++ b/courseware_claude/LG-Multi AI Agents Workflow for Content Creation - Claude-v3.5.docx
@@ -856,7 +856,7 @@
           <w:b w:val="0"/>
           <w:sz w:val="19"/>
         </w:rPr>
-        <w:t>The Claude Suite of Products</w:t>
+        <w:t>Course Outline</w:t>
         <w:tab/>
         <w:t>8</w:t>
       </w:r>
@@ -874,7 +874,7 @@
           <w:b w:val="0"/>
           <w:sz w:val="19"/>
         </w:rPr>
-        <w:t>What Is Claude (Chat + Cowork)?</w:t>
+        <w:t>Lab Materials</w:t>
         <w:tab/>
         <w:t>8</w:t>
       </w:r>
@@ -892,7 +892,7 @@
           <w:b w:val="0"/>
           <w:sz w:val="19"/>
         </w:rPr>
-        <w:t>What Is Claude Code?</w:t>
+        <w:t>Code Mode, Every Lab</w:t>
         <w:tab/>
         <w:t>8</w:t>
       </w:r>
@@ -910,9 +910,9 @@
           <w:b w:val="0"/>
           <w:sz w:val="19"/>
         </w:rPr>
-        <w:t>Claude for Microsoft, Chrome and Science</w:t>
+        <w:t>Lesson Plan (9:00 AM – 6:00 PM)</w:t>
         <w:tab/>
-        <w:t>9</w:t>
+        <w:t>8</w:t>
       </w:r>
     </w:p>
     <w:p>
@@ -928,7 +928,7 @@
           <w:b w:val="0"/>
           <w:sz w:val="19"/>
         </w:rPr>
-        <w:t>A Brief History of AI, 2023–2026</w:t>
+        <w:t>The Claude Suite of Products</w:t>
         <w:tab/>
         <w:t>9</w:t>
       </w:r>
@@ -946,7 +946,7 @@
           <w:b w:val="0"/>
           <w:sz w:val="19"/>
         </w:rPr>
-        <w:t>What Is a Harness?</w:t>
+        <w:t>What Is Claude (Chat + Cowork)?</w:t>
         <w:tab/>
         <w:t>9</w:t>
       </w:r>
@@ -964,7 +964,7 @@
           <w:b w:val="0"/>
           <w:sz w:val="19"/>
         </w:rPr>
-        <w:t>The Agentic Loop</w:t>
+        <w:t>What Is Claude Code?</w:t>
         <w:tab/>
         <w:t>9</w:t>
       </w:r>
@@ -982,9 +982,9 @@
           <w:b w:val="0"/>
           <w:sz w:val="19"/>
         </w:rPr>
-        <w:t>Why the Loop Matters</w:t>
+        <w:t>Claude for Microsoft, Chrome and Science</w:t>
         <w:tab/>
-        <w:t>9</w:t>
+        <w:t>10</w:t>
       </w:r>
     </w:p>
     <w:p>
@@ -1000,7 +1000,7 @@
           <w:b w:val="0"/>
           <w:sz w:val="19"/>
         </w:rPr>
-        <w:t>Agentic AI vs AI Agents</w:t>
+        <w:t>A Brief History of AI, 2023–2026</w:t>
         <w:tab/>
         <w:t>10</w:t>
       </w:r>
@@ -1018,7 +1018,7 @@
           <w:b w:val="0"/>
           <w:sz w:val="19"/>
         </w:rPr>
-        <w:t>What Is an Agent Made Of?</w:t>
+        <w:t>What Is a Harness?</w:t>
         <w:tab/>
         <w:t>10</w:t>
       </w:r>
@@ -1036,7 +1036,7 @@
           <w:b w:val="0"/>
           <w:sz w:val="19"/>
         </w:rPr>
-        <w:t>Build a Marketing Team, Then Run Campaigns</w:t>
+        <w:t>The Agentic Loop</w:t>
         <w:tab/>
         <w:t>10</w:t>
       </w:r>
@@ -1054,7 +1054,7 @@
           <w:b w:val="0"/>
           <w:sz w:val="19"/>
         </w:rPr>
-        <w:t>Meet Horizon Wealth Planning</w:t>
+        <w:t>Why the Loop Matters</w:t>
         <w:tab/>
         <w:t>11</w:t>
       </w:r>
@@ -1072,7 +1072,7 @@
           <w:b w:val="0"/>
           <w:sz w:val="19"/>
         </w:rPr>
-        <w:t>Your AI Marketing Team</w:t>
+        <w:t>Agentic AI vs AI Agents</w:t>
         <w:tab/>
         <w:t>11</w:t>
       </w:r>
@@ -1090,7 +1090,7 @@
           <w:b w:val="0"/>
           <w:sz w:val="19"/>
         </w:rPr>
-        <w:t>Who Does What</w:t>
+        <w:t>What Is an Agent Made Of?</w:t>
         <w:tab/>
         <w:t>11</w:t>
       </w:r>
@@ -1108,7 +1108,7 @@
           <w:b w:val="0"/>
           <w:sz w:val="19"/>
         </w:rPr>
-        <w:t>The Tools for This Edition</w:t>
+        <w:t>Build a Marketing Team, Then Run Campaigns</w:t>
         <w:tab/>
         <w:t>12</w:t>
       </w:r>
@@ -1126,7 +1126,7 @@
           <w:b w:val="0"/>
           <w:sz w:val="19"/>
         </w:rPr>
-        <w:t>Course Outline</w:t>
+        <w:t>Meet Horizon Wealth Planning</w:t>
         <w:tab/>
         <w:t>12</w:t>
       </w:r>
@@ -1144,9 +1144,9 @@
           <w:b w:val="0"/>
           <w:sz w:val="19"/>
         </w:rPr>
-        <w:t>Lab Materials</w:t>
+        <w:t>Your AI Marketing Team</w:t>
         <w:tab/>
-        <w:t>13</w:t>
+        <w:t>12</w:t>
       </w:r>
     </w:p>
     <w:p>
@@ -1162,7 +1162,7 @@
           <w:b w:val="0"/>
           <w:sz w:val="19"/>
         </w:rPr>
-        <w:t>Code Mode, Every Lab</w:t>
+        <w:t>Who Does What</w:t>
         <w:tab/>
         <w:t>13</w:t>
       </w:r>
@@ -1180,7 +1180,7 @@
           <w:b w:val="0"/>
           <w:sz w:val="19"/>
         </w:rPr>
-        <w:t>Lesson Plan (9:00 AM – 6:00 PM)</w:t>
+        <w:t>The Tools for This Edition</w:t>
         <w:tab/>
         <w:t>13</w:t>
       </w:r>
@@ -2901,515 +2901,12 @@
         <w:pStyle w:val="Heading3"/>
       </w:pPr>
       <w:r>
-        <w:t>The Claude Suite of Products</w:t>
-      </w:r>
-    </w:p>
-    <w:p>
-      <w:r>
-        <w:t>Anthropic's products all run on the same Claude models — they differ in where they run and who they are for.</w:t>
-      </w:r>
-    </w:p>
-    <w:p>
-      <w:pPr>
-        <w:pStyle w:val="ListBullet"/>
-      </w:pPr>
-      <w:r>
-        <w:rPr>
-          <w:b/>
-        </w:rPr>
-        <w:t>Claude</w:t>
-      </w:r>
-      <w:r>
-        <w:rPr>
-          <w:b w:val="0"/>
-        </w:rPr>
-        <w:t xml:space="preserve"> — Chat and Cowork, now one app — web, desktop and mobile. Ask, write, analyse; work on a folder of files.</w:t>
-      </w:r>
-    </w:p>
-    <w:p>
-      <w:pPr>
-        <w:pStyle w:val="ListBullet"/>
-      </w:pPr>
-      <w:r>
-        <w:rPr>
-          <w:b/>
-        </w:rPr>
-        <w:t>Claude Code</w:t>
-      </w:r>
-      <w:r>
-        <w:rPr>
-          <w:b w:val="0"/>
-        </w:rPr>
-        <w:t xml:space="preserve"> — The agentic tool for building: terminal, VS Code, the desktop Code tab and the web.</w:t>
-      </w:r>
-    </w:p>
-    <w:p>
-      <w:pPr>
-        <w:pStyle w:val="ListBullet"/>
-      </w:pPr>
-      <w:r>
-        <w:rPr>
-          <w:b/>
-        </w:rPr>
-        <w:t>Claude Design</w:t>
-      </w:r>
-      <w:r>
-        <w:rPr>
-          <w:b w:val="0"/>
-        </w:rPr>
-        <w:t xml:space="preserve"> — Polished UI, prototypes and front-end designs from a prompt.</w:t>
-      </w:r>
-    </w:p>
-    <w:p>
-      <w:pPr>
-        <w:pStyle w:val="ListBullet"/>
-      </w:pPr>
-      <w:r>
-        <w:rPr>
-          <w:b/>
-        </w:rPr>
-        <w:t>Claude for Microsoft</w:t>
-      </w:r>
-      <w:r>
-        <w:rPr>
-          <w:b w:val="0"/>
-        </w:rPr>
-        <w:t xml:space="preserve"> — Claude inside Microsoft 365 apps such as Excel, PowerPoint and Outlook.</w:t>
-      </w:r>
-    </w:p>
-    <w:p>
-      <w:pPr>
-        <w:pStyle w:val="ListBullet"/>
-      </w:pPr>
-      <w:r>
-        <w:rPr>
-          <w:b/>
-        </w:rPr>
-        <w:t>Claude for Chrome</w:t>
-      </w:r>
-      <w:r>
-        <w:rPr>
-          <w:b w:val="0"/>
-        </w:rPr>
-        <w:t xml:space="preserve"> — A browser agent that reads pages, clicks and fills forms in your own Chrome.</w:t>
-      </w:r>
-    </w:p>
-    <w:p>
-      <w:pPr>
-        <w:pStyle w:val="ListBullet"/>
-      </w:pPr>
-      <w:r>
-        <w:rPr>
-          <w:b/>
-        </w:rPr>
-        <w:t>Claude for Science</w:t>
-      </w:r>
-      <w:r>
-        <w:rPr>
-          <w:b w:val="0"/>
-        </w:rPr>
-        <w:t xml:space="preserve"> — Speeds up research workflows for scientists and labs.</w:t>
-      </w:r>
-    </w:p>
-    <w:p>
-      <w:pPr>
-        <w:pStyle w:val="Heading3"/>
-      </w:pPr>
-      <w:r>
-        <w:t>What Is Claude (Chat + Cowork)?</w:t>
-      </w:r>
-    </w:p>
-    <w:p>
-      <w:r>
-        <w:t>Chat and Cowork are now one product: Claude, in the desktop app on a paid plan. In this course every lab runs in Code mode instead, so your folder is always in view.</w:t>
-      </w:r>
-    </w:p>
-    <w:p>
-      <w:pPr>
-        <w:pStyle w:val="ListBullet"/>
-      </w:pPr>
-      <w:r>
-        <w:rPr>
-          <w:b/>
-        </w:rPr>
-        <w:t>Chat</w:t>
-      </w:r>
-      <w:r>
-        <w:rPr>
-          <w:b w:val="0"/>
-        </w:rPr>
-        <w:t xml:space="preserve"> — Ask, draft, analyse and research with web search; projects keep shared files and instructions.</w:t>
-      </w:r>
-    </w:p>
-    <w:p>
-      <w:pPr>
-        <w:pStyle w:val="ListBullet"/>
-      </w:pPr>
-      <w:r>
-        <w:rPr>
-          <w:b/>
-        </w:rPr>
-        <w:t>Cowork</w:t>
-      </w:r>
-      <w:r>
-        <w:rPr>
-          <w:b w:val="0"/>
-        </w:rPr>
-        <w:t xml:space="preserve"> — Works on a folder on your computer: plans and runs multi-step tasks, and runs sub-agents in parallel when asked.</w:t>
-      </w:r>
-    </w:p>
-    <w:p>
-      <w:pPr>
-        <w:pStyle w:val="ListBullet"/>
-      </w:pPr>
-      <w:r>
-        <w:rPr>
-          <w:b/>
-        </w:rPr>
-        <w:t>Connectors and skills</w:t>
-      </w:r>
-      <w:r>
-        <w:rPr>
-          <w:b w:val="0"/>
-        </w:rPr>
-        <w:t xml:space="preserve"> — Google Drive, Gmail, Calendar, Microsoft 365; build your own skills with /skill-creator.</w:t>
-      </w:r>
-    </w:p>
-    <w:p>
-      <w:pPr>
-        <w:pStyle w:val="ListBullet"/>
-      </w:pPr>
-      <w:r>
-        <w:rPr>
-          <w:b/>
-        </w:rPr>
-        <w:t>Artifacts and scheduled tasks</w:t>
-      </w:r>
-      <w:r>
-        <w:rPr>
-          <w:b w:val="0"/>
-        </w:rPr>
-        <w:t xml:space="preserve"> — Pages and documents shared by link; tasks that run on a schedule from an Instructions field.</w:t>
-      </w:r>
-    </w:p>
-    <w:p>
-      <w:pPr>
-        <w:pStyle w:val="Heading3"/>
-      </w:pPr>
-      <w:r>
-        <w:t>What Is Claude Code?</w:t>
-      </w:r>
-    </w:p>
-    <w:p>
-      <w:r>
-        <w:t>An agentic tool: describe a goal in plain English and Claude plans, writes, runs and checks the work — editing files, running commands and using tools for you.</w:t>
-      </w:r>
-    </w:p>
-    <w:p>
-      <w:pPr>
-        <w:pStyle w:val="ListBullet"/>
-      </w:pPr>
-      <w:r>
-        <w:rPr>
-          <w:b/>
-        </w:rPr>
-        <w:t>Runs where you work</w:t>
-      </w:r>
-      <w:r>
-        <w:rPr>
-          <w:b w:val="0"/>
-        </w:rPr>
-        <w:t xml:space="preserve"> — The terminal, VS Code, the Claude desktop Code tab and the web.</w:t>
-      </w:r>
-    </w:p>
-    <w:p>
-      <w:pPr>
-        <w:pStyle w:val="ListBullet"/>
-      </w:pPr>
-      <w:r>
-        <w:rPr>
-          <w:b/>
-        </w:rPr>
-        <w:t>Agentic</w:t>
-      </w:r>
-      <w:r>
-        <w:rPr>
-          <w:b w:val="0"/>
-        </w:rPr>
-        <w:t xml:space="preserve"> — Plans multi-step tasks and acts on them — not just answers or autocompletes.</w:t>
-      </w:r>
-    </w:p>
-    <w:p>
-      <w:pPr>
-        <w:pStyle w:val="ListBullet"/>
-      </w:pPr>
-      <w:r>
-        <w:rPr>
-          <w:b/>
-        </w:rPr>
-        <w:t>Tool-using</w:t>
-      </w:r>
-      <w:r>
-        <w:rPr>
-          <w:b w:val="0"/>
-        </w:rPr>
-        <w:t xml:space="preserve"> — Reads and writes files, runs commands, calls MCP connectors and publishes artifacts.</w:t>
-      </w:r>
-    </w:p>
-    <w:p>
-      <w:pPr>
-        <w:pStyle w:val="ListBullet"/>
-      </w:pPr>
-      <w:r>
-        <w:rPr>
-          <w:b/>
-        </w:rPr>
-        <w:t>Extensible — the team's home</w:t>
-      </w:r>
-      <w:r>
-        <w:rPr>
-          <w:b w:val="0"/>
-        </w:rPr>
-        <w:t xml:space="preserve"> — CLAUDE.md, subagents, agent teams, skills and hooks. You build Horizon's team here (Labs 1–5, 10–12).</w:t>
-      </w:r>
-    </w:p>
-    <w:p>
-      <w:pPr>
-        <w:pStyle w:val="Heading3"/>
-      </w:pPr>
-      <w:r>
-        <w:t>Claude for Microsoft, Chrome and Science</w:t>
-      </w:r>
-    </w:p>
-    <w:p>
-      <w:r>
-        <w:t>The same Claude models, working inside the apps you already use. Not needed for the labs — good to know.</w:t>
-      </w:r>
-    </w:p>
-    <w:p>
-      <w:pPr>
-        <w:pStyle w:val="ListBullet"/>
-      </w:pPr>
-      <w:r>
-        <w:rPr>
-          <w:b/>
-        </w:rPr>
-        <w:t>Claude for Microsoft</w:t>
-      </w:r>
-      <w:r>
-        <w:rPr>
-          <w:b w:val="0"/>
-        </w:rPr>
-        <w:t xml:space="preserve"> — Claude inside Microsoft 365 — Excel, PowerPoint, Word and Outlook — working on the file you have open.</w:t>
-      </w:r>
-    </w:p>
-    <w:p>
-      <w:pPr>
-        <w:pStyle w:val="ListBullet"/>
-      </w:pPr>
-      <w:r>
-        <w:rPr>
-          <w:b/>
-        </w:rPr>
-        <w:t>Claude for Chrome</w:t>
-      </w:r>
-      <w:r>
-        <w:rPr>
-          <w:b w:val="0"/>
-        </w:rPr>
-        <w:t xml:space="preserve"> — An extension that lets Claude navigate, click, type and fill forms in your browser, with your sign-ins. You approve sensitive actions.</w:t>
-      </w:r>
-    </w:p>
-    <w:p>
-      <w:pPr>
-        <w:pStyle w:val="ListBullet"/>
-      </w:pPr>
-      <w:r>
-        <w:rPr>
-          <w:b/>
-        </w:rPr>
-        <w:t>Claude for Science</w:t>
-      </w:r>
-      <w:r>
-        <w:rPr>
-          <w:b w:val="0"/>
-        </w:rPr>
-        <w:t xml:space="preserve"> — Claude for researchers and labs: literature review, data analysis and connections to scientific tools and databases.</w:t>
-      </w:r>
-    </w:p>
-    <w:p>
-      <w:pPr>
-        <w:pStyle w:val="Heading3"/>
-      </w:pPr>
-      <w:r>
-        <w:t>A Brief History of AI, 2023–2026</w:t>
-      </w:r>
-    </w:p>
-    <w:p>
-      <w:pPr>
-        <w:pStyle w:val="ListBullet"/>
-      </w:pPr>
-      <w:r>
-        <w:rPr>
-          <w:b/>
-        </w:rPr>
-        <w:t>2023 · Chatbots</w:t>
-      </w:r>
-      <w:r>
-        <w:rPr>
-          <w:b w:val="0"/>
-        </w:rPr>
-        <w:t xml:space="preserve"> — ChatGPT goes mainstream; Anthropic launches Claude (March). The skill: prompt engineering.</w:t>
-      </w:r>
-    </w:p>
-    <w:p>
-      <w:pPr>
-        <w:pStyle w:val="ListBullet"/>
-      </w:pPr>
-      <w:r>
-        <w:rPr>
-          <w:b/>
-        </w:rPr>
-        <w:t>2024 · Tools and MCP</w:t>
-      </w:r>
-      <w:r>
-        <w:rPr>
-          <w:b w:val="0"/>
-        </w:rPr>
-        <w:t xml:space="preserve"> — Models call tools. Anthropic open-sources the Model Context Protocol (Nov). The skill: context engineering.</w:t>
-      </w:r>
-    </w:p>
-    <w:p>
-      <w:pPr>
-        <w:pStyle w:val="ListBullet"/>
-      </w:pPr>
-      <w:r>
-        <w:rPr>
-          <w:b/>
-        </w:rPr>
-        <w:t>2025 · Agentic AI</w:t>
-      </w:r>
-      <w:r>
-        <w:rPr>
-          <w:b w:val="0"/>
-        </w:rPr>
-        <w:t xml:space="preserve"> — Claude Code and Codex: agents plan, act and check their own work. The skill: harness engineering.</w:t>
-      </w:r>
-    </w:p>
-    <w:p>
-      <w:pPr>
-        <w:pStyle w:val="ListBullet"/>
-      </w:pPr>
-      <w:r>
-        <w:rPr>
-          <w:b/>
-        </w:rPr>
-        <w:t>2026 · Agent Teams</w:t>
-      </w:r>
-      <w:r>
-        <w:rPr>
-          <w:b w:val="0"/>
-        </w:rPr>
-        <w:t xml:space="preserve"> — Cowork merges into Claude; Claude Code agent teams — agents that share a task list and talk to each other.</w:t>
-      </w:r>
-    </w:p>
-    <w:p>
-      <w:r>
-        <w:t>From wording one prompt, to curating context, to engineering the whole system around the model — and now, teams of agents.</w:t>
-      </w:r>
-    </w:p>
-    <w:p>
-      <w:pPr>
-        <w:pStyle w:val="Heading3"/>
-      </w:pPr>
-      <w:r>
-        <w:t>What Is a Harness?</w:t>
-      </w:r>
-    </w:p>
-    <w:p>
-      <w:r>
-        <w:t>The model is the brain. The harness is everything built around it that turns a model into an agent able to finish long tasks.</w:t>
-      </w:r>
-    </w:p>
-    <w:p>
-      <w:pPr>
-        <w:pStyle w:val="ListBullet"/>
-      </w:pPr>
-      <w:r>
-        <w:rPr>
-          <w:b/>
-        </w:rPr>
-        <w:t>The agentic loop</w:t>
-      </w:r>
-      <w:r>
-        <w:rPr>
-          <w:b w:val="0"/>
-        </w:rPr>
-        <w:t xml:space="preserve"> — Plans, acts, checks the result and repeats until the goal is met.</w:t>
-      </w:r>
-    </w:p>
-    <w:p>
-      <w:pPr>
-        <w:pStyle w:val="ListBullet"/>
-      </w:pPr>
-      <w:r>
-        <w:rPr>
-          <w:b/>
-        </w:rPr>
-        <w:t>Tools and context</w:t>
-      </w:r>
-      <w:r>
-        <w:rPr>
-          <w:b w:val="0"/>
-        </w:rPr>
-        <w:t xml:space="preserve"> — Files, commands, search and connectors (MCP); instructions, memory and skills loaded at the right moment.</w:t>
-      </w:r>
-    </w:p>
-    <w:p>
-      <w:pPr>
-        <w:pStyle w:val="ListBullet"/>
-      </w:pPr>
-      <w:r>
-        <w:rPr>
-          <w:b/>
-        </w:rPr>
-        <w:t>Guardrails and checks</w:t>
-      </w:r>
-      <w:r>
-        <w:rPr>
-          <w:b w:val="0"/>
-        </w:rPr>
-        <w:t xml:space="preserve"> — Permission modes, approvals, hooks and tests — what it must ask before it acts.</w:t>
-      </w:r>
-    </w:p>
-    <w:p>
-      <w:pPr>
-        <w:pStyle w:val="ListBullet"/>
-      </w:pPr>
-      <w:r>
-        <w:rPr>
-          <w:b/>
-        </w:rPr>
-        <w:t>Harnesses you will meet</w:t>
-      </w:r>
-      <w:r>
-        <w:rPr>
-          <w:b w:val="0"/>
-        </w:rPr>
-        <w:t xml:space="preserve"> — Claude Code and Claude in class; also Codex, Gemini CLI and OpenClaw.</w:t>
-      </w:r>
-    </w:p>
-    <w:p>
-      <w:pPr>
-        <w:pStyle w:val="Heading3"/>
-      </w:pPr>
-      <w:r>
-        <w:t>The Agentic Loop</w:t>
-      </w:r>
-    </w:p>
-    <w:p>
-      <w:r>
-        <w:t>Every agent runs the same repeating cycle. A team is several loops, side by side.</w:t>
+        <w:t>Course Outline</w:t>
+      </w:r>
+    </w:p>
+    <w:p>
+      <w:r>
+        <w:t>Four topics over two days. Day 1 forms the team; Day 2 runs its campaigns.</w:t>
       </w:r>
     </w:p>
     <w:p>
@@ -3418,6 +2915,1301 @@
         <w:numPr>
           <w:ilvl w:val="0"/>
           <w:numId w:val="10"/>
+        </w:numPr>
+      </w:pPr>
+      <w:r>
+        <w:rPr>
+          <w:b/>
+        </w:rPr>
+        <w:t>T1 · Ideation and Storyboarding</w:t>
+      </w:r>
+      <w:r>
+        <w:rPr>
+          <w:b w:val="0"/>
+        </w:rPr>
+        <w:t xml:space="preserve"> — The studio, the team's instructions, skills and connectors; Campaign 1. Labs 1–5.</w:t>
+      </w:r>
+    </w:p>
+    <w:p>
+      <w:pPr>
+        <w:pStyle w:val="ListNumber"/>
+      </w:pPr>
+      <w:r>
+        <w:rPr>
+          <w:b/>
+        </w:rPr>
+        <w:t>T2 · Audience and Requirements</w:t>
+      </w:r>
+      <w:r>
+        <w:rPr>
+          <w:b w:val="0"/>
+        </w:rPr>
+        <w:t xml:space="preserve"> — Personas from evidence; cadence and calendar; the first blog article. Labs 6–8.</w:t>
+      </w:r>
+    </w:p>
+    <w:p>
+      <w:pPr>
+        <w:pStyle w:val="ListNumber"/>
+      </w:pPr>
+      <w:r>
+        <w:rPr>
+          <w:b/>
+        </w:rPr>
+        <w:t>T3 · Creation and Coordination</w:t>
+      </w:r>
+      <w:r>
+        <w:rPr>
+          <w:b w:val="0"/>
+        </w:rPr>
+        <w:t xml:space="preserve"> — Lead magnet, social week, newsletter + landing page, video — behind a human gate. Labs 9–12.</w:t>
+      </w:r>
+    </w:p>
+    <w:p>
+      <w:pPr>
+        <w:pStyle w:val="ListNumber"/>
+      </w:pPr>
+      <w:r>
+        <w:rPr>
+          <w:b/>
+        </w:rPr>
+        <w:t>T4 · Distribution and Responsible AI</w:t>
+      </w:r>
+      <w:r>
+        <w:rPr>
+          <w:b w:val="0"/>
+        </w:rPr>
+        <w:t xml:space="preserve"> — The weekly report on a schedule; the playbook; agent teams at work. Labs 13–15.</w:t>
+      </w:r>
+    </w:p>
+    <w:p>
+      <w:pPr>
+        <w:pStyle w:val="Heading3"/>
+      </w:pPr>
+      <w:r>
+        <w:t>Lab Materials</w:t>
+      </w:r>
+    </w:p>
+    <w:p>
+      <w:r>
+        <w:t>Fifteen labs, each in its own folder with a README, prompts (MD and PDF), assets, an evidence checklist and, where useful, a solution.</w:t>
+      </w:r>
+    </w:p>
+    <w:tbl>
+      <w:tblPr>
+        <w:tblStyle w:val="TableGrid"/>
+        <w:tblW w:type="auto" w:w="0"/>
+        <w:jc w:val="center"/>
+        <w:tblLayout w:type="fixed"/>
+        <w:tblLook w:firstColumn="1" w:firstRow="1" w:lastColumn="0" w:lastRow="0" w:noHBand="0" w:noVBand="1" w:val="04A0"/>
+      </w:tblPr>
+      <w:tblGrid>
+        <w:gridCol w:w="921"/>
+        <w:gridCol w:w="6082"/>
+        <w:gridCol w:w="2211"/>
+      </w:tblGrid>
+      <w:tr>
+        <w:tc>
+          <w:tcPr>
+            <w:tcW w:type="dxa" w:w="922"/>
+            <w:shd w:val="clear" w:fill="1F6FEB"/>
+          </w:tcPr>
+          <w:p>
+            <w:r/>
+            <w:r>
+              <w:rPr>
+                <w:b/>
+                <w:color w:val="FFFFFF"/>
+                <w:sz w:val="19"/>
+              </w:rPr>
+              <w:t>Day</w:t>
+            </w:r>
+          </w:p>
+        </w:tc>
+        <w:tc>
+          <w:tcPr>
+            <w:tcW w:type="dxa" w:w="6083"/>
+            <w:shd w:val="clear" w:fill="1F6FEB"/>
+          </w:tcPr>
+          <w:p>
+            <w:r/>
+            <w:r>
+              <w:rPr>
+                <w:b/>
+                <w:color w:val="FFFFFF"/>
+                <w:sz w:val="19"/>
+              </w:rPr>
+              <w:t>Labs</w:t>
+            </w:r>
+          </w:p>
+        </w:tc>
+        <w:tc>
+          <w:tcPr>
+            <w:tcW w:type="dxa" w:w="2212"/>
+            <w:shd w:val="clear" w:fill="1F6FEB"/>
+          </w:tcPr>
+          <w:p>
+            <w:r/>
+            <w:r>
+              <w:rPr>
+                <w:b/>
+                <w:color w:val="FFFFFF"/>
+                <w:sz w:val="19"/>
+              </w:rPr>
+              <w:t>Topic</w:t>
+            </w:r>
+          </w:p>
+        </w:tc>
+      </w:tr>
+      <w:tr>
+        <w:tc>
+          <w:tcPr>
+            <w:tcW w:type="dxa" w:w="922"/>
+          </w:tcPr>
+          <w:p>
+            <w:r/>
+            <w:r>
+              <w:rPr>
+                <w:sz w:val="19"/>
+              </w:rPr>
+              <w:t>1</w:t>
+            </w:r>
+          </w:p>
+        </w:tc>
+        <w:tc>
+          <w:tcPr>
+            <w:tcW w:type="dxa" w:w="6083"/>
+          </w:tcPr>
+          <w:p>
+            <w:r/>
+            <w:r>
+              <w:rPr>
+                <w:sz w:val="19"/>
+              </w:rPr>
+              <w:t>1 Agent team · 2 Instructions · 3 Skills · 4 Connectors</w:t>
+            </w:r>
+          </w:p>
+        </w:tc>
+        <w:tc>
+          <w:tcPr>
+            <w:tcW w:type="dxa" w:w="2212"/>
+          </w:tcPr>
+          <w:p>
+            <w:r/>
+            <w:r>
+              <w:rPr>
+                <w:sz w:val="19"/>
+              </w:rPr>
+              <w:t>T1 · form the team</w:t>
+            </w:r>
+          </w:p>
+        </w:tc>
+      </w:tr>
+      <w:tr>
+        <w:tc>
+          <w:tcPr>
+            <w:tcW w:type="dxa" w:w="922"/>
+          </w:tcPr>
+          <w:p>
+            <w:r/>
+            <w:r>
+              <w:rPr>
+                <w:sz w:val="19"/>
+              </w:rPr>
+              <w:t>1</w:t>
+            </w:r>
+          </w:p>
+        </w:tc>
+        <w:tc>
+          <w:tcPr>
+            <w:tcW w:type="dxa" w:w="6083"/>
+          </w:tcPr>
+          <w:p>
+            <w:r/>
+            <w:r>
+              <w:rPr>
+                <w:sz w:val="19"/>
+              </w:rPr>
+              <w:t>5 Campaign 1: research to storyboard</w:t>
+            </w:r>
+          </w:p>
+        </w:tc>
+        <w:tc>
+          <w:tcPr>
+            <w:tcW w:type="dxa" w:w="2212"/>
+          </w:tcPr>
+          <w:p>
+            <w:r/>
+            <w:r>
+              <w:rPr>
+                <w:sz w:val="19"/>
+              </w:rPr>
+              <w:t>T1 · Campaign 1</w:t>
+            </w:r>
+          </w:p>
+        </w:tc>
+      </w:tr>
+      <w:tr>
+        <w:tc>
+          <w:tcPr>
+            <w:tcW w:type="dxa" w:w="922"/>
+          </w:tcPr>
+          <w:p>
+            <w:r/>
+            <w:r>
+              <w:rPr>
+                <w:sz w:val="19"/>
+              </w:rPr>
+              <w:t>1</w:t>
+            </w:r>
+          </w:p>
+        </w:tc>
+        <w:tc>
+          <w:tcPr>
+            <w:tcW w:type="dxa" w:w="6083"/>
+          </w:tcPr>
+          <w:p>
+            <w:r/>
+            <w:r>
+              <w:rPr>
+                <w:sz w:val="19"/>
+              </w:rPr>
+              <w:t>6 Personas · 7 Cadence and calendar · 8 Blog article</w:t>
+            </w:r>
+          </w:p>
+        </w:tc>
+        <w:tc>
+          <w:tcPr>
+            <w:tcW w:type="dxa" w:w="2212"/>
+          </w:tcPr>
+          <w:p>
+            <w:r/>
+            <w:r>
+              <w:rPr>
+                <w:sz w:val="19"/>
+              </w:rPr>
+              <w:t>T2 · audience, content</w:t>
+            </w:r>
+          </w:p>
+        </w:tc>
+      </w:tr>
+      <w:tr>
+        <w:tc>
+          <w:tcPr>
+            <w:tcW w:type="dxa" w:w="922"/>
+          </w:tcPr>
+          <w:p>
+            <w:r/>
+            <w:r>
+              <w:rPr>
+                <w:sz w:val="19"/>
+              </w:rPr>
+              <w:t>2</w:t>
+            </w:r>
+          </w:p>
+        </w:tc>
+        <w:tc>
+          <w:tcPr>
+            <w:tcW w:type="dxa" w:w="6083"/>
+          </w:tcPr>
+          <w:p>
+            <w:r/>
+            <w:r>
+              <w:rPr>
+                <w:sz w:val="19"/>
+              </w:rPr>
+              <w:t>9 Lead magnet · 10 Social week · 11 Newsletter + landing page · 12 Video</w:t>
+            </w:r>
+          </w:p>
+        </w:tc>
+        <w:tc>
+          <w:tcPr>
+            <w:tcW w:type="dxa" w:w="2212"/>
+          </w:tcPr>
+          <w:p>
+            <w:r/>
+            <w:r>
+              <w:rPr>
+                <w:sz w:val="19"/>
+              </w:rPr>
+              <w:t>T3 · Campaigns 2–4</w:t>
+            </w:r>
+          </w:p>
+        </w:tc>
+      </w:tr>
+      <w:tr>
+        <w:tc>
+          <w:tcPr>
+            <w:tcW w:type="dxa" w:w="922"/>
+          </w:tcPr>
+          <w:p>
+            <w:r/>
+            <w:r>
+              <w:rPr>
+                <w:sz w:val="19"/>
+              </w:rPr>
+              <w:t>2</w:t>
+            </w:r>
+          </w:p>
+        </w:tc>
+        <w:tc>
+          <w:tcPr>
+            <w:tcW w:type="dxa" w:w="6083"/>
+          </w:tcPr>
+          <w:p>
+            <w:r/>
+            <w:r>
+              <w:rPr>
+                <w:sz w:val="19"/>
+              </w:rPr>
+              <w:t>13 Weekly report · 14 Playbook · 15 Agent teams: debate + QA loop</w:t>
+            </w:r>
+          </w:p>
+        </w:tc>
+        <w:tc>
+          <w:tcPr>
+            <w:tcW w:type="dxa" w:w="2212"/>
+          </w:tcPr>
+          <w:p>
+            <w:r/>
+            <w:r>
+              <w:rPr>
+                <w:sz w:val="19"/>
+              </w:rPr>
+              <w:t>T4 · Campaign 5</w:t>
+            </w:r>
+          </w:p>
+        </w:tc>
+      </w:tr>
+    </w:tbl>
+    <w:p/>
+    <w:p>
+      <w:r>
+        <w:rPr>
+          <w:i/>
+        </w:rPr>
+        <w:t>Tip: One horizon-studio folder from Lab 1 to Lab 15 — the team keeps what it learns.</w:t>
+      </w:r>
+    </w:p>
+    <w:p>
+      <w:pPr>
+        <w:pStyle w:val="Heading3"/>
+      </w:pPr>
+      <w:r>
+        <w:t>Code Mode, Every Lab</w:t>
+      </w:r>
+    </w:p>
+    <w:p>
+      <w:r>
+        <w:t>The Claude desktop app in Code mode (&lt;/&gt;), in your horizon-studio folder — every lab. You type plain English, never code.</w:t>
+      </w:r>
+    </w:p>
+    <w:tbl>
+      <w:tblPr>
+        <w:tblStyle w:val="TableGrid"/>
+        <w:tblW w:type="auto" w:w="0"/>
+        <w:jc w:val="center"/>
+        <w:tblLayout w:type="fixed"/>
+        <w:tblLook w:firstColumn="1" w:firstRow="1" w:lastColumn="0" w:lastRow="0" w:noHBand="0" w:noVBand="1" w:val="04A0"/>
+      </w:tblPr>
+      <w:tblGrid>
+        <w:gridCol w:w="2027"/>
+        <w:gridCol w:w="2396"/>
+        <w:gridCol w:w="4792"/>
+      </w:tblGrid>
+      <w:tr>
+        <w:tc>
+          <w:tcPr>
+            <w:tcW w:type="dxa" w:w="2028"/>
+            <w:shd w:val="clear" w:fill="1F6FEB"/>
+          </w:tcPr>
+          <w:p>
+            <w:r/>
+            <w:r>
+              <w:rPr>
+                <w:b/>
+                <w:color w:val="FFFFFF"/>
+                <w:sz w:val="19"/>
+              </w:rPr>
+              <w:t>Use</w:t>
+            </w:r>
+          </w:p>
+        </w:tc>
+        <w:tc>
+          <w:tcPr>
+            <w:tcW w:type="dxa" w:w="2396"/>
+            <w:shd w:val="clear" w:fill="1F6FEB"/>
+          </w:tcPr>
+          <w:p>
+            <w:r/>
+            <w:r>
+              <w:rPr>
+                <w:b/>
+                <w:color w:val="FFFFFF"/>
+                <w:sz w:val="19"/>
+              </w:rPr>
+              <w:t>Labs</w:t>
+            </w:r>
+          </w:p>
+        </w:tc>
+        <w:tc>
+          <w:tcPr>
+            <w:tcW w:type="dxa" w:w="4792"/>
+            <w:shd w:val="clear" w:fill="1F6FEB"/>
+          </w:tcPr>
+          <w:p>
+            <w:r/>
+            <w:r>
+              <w:rPr>
+                <w:b/>
+                <w:color w:val="FFFFFF"/>
+                <w:sz w:val="19"/>
+              </w:rPr>
+              <w:t>What it is for</w:t>
+            </w:r>
+          </w:p>
+        </w:tc>
+      </w:tr>
+      <w:tr>
+        <w:tc>
+          <w:tcPr>
+            <w:tcW w:type="dxa" w:w="2028"/>
+          </w:tcPr>
+          <w:p>
+            <w:r/>
+            <w:r>
+              <w:rPr>
+                <w:sz w:val="19"/>
+              </w:rPr>
+              <w:t>Claude Code</w:t>
+            </w:r>
+          </w:p>
+        </w:tc>
+        <w:tc>
+          <w:tcPr>
+            <w:tcW w:type="dxa" w:w="2396"/>
+          </w:tcPr>
+          <w:p>
+            <w:r/>
+            <w:r>
+              <w:rPr>
+                <w:sz w:val="19"/>
+              </w:rPr>
+              <w:t>1, 2, 3, 4, 5, 6, 7, 8, 9, 10, 11, 12, 13, 14, 15</w:t>
+            </w:r>
+          </w:p>
+        </w:tc>
+        <w:tc>
+          <w:tcPr>
+            <w:tcW w:type="dxa" w:w="4792"/>
+          </w:tcPr>
+          <w:p>
+            <w:r/>
+            <w:r>
+              <w:rPr>
+                <w:sz w:val="19"/>
+              </w:rPr>
+              <w:t>Everything: the team's folder, agents, skills, connectors, artifacts and routines. Each lab starts a new session named after the lab.</w:t>
+            </w:r>
+          </w:p>
+        </w:tc>
+      </w:tr>
+    </w:tbl>
+    <w:p/>
+    <w:p>
+      <w:r>
+        <w:rPr>
+          <w:i/>
+        </w:rPr>
+        <w:t>Tip: Everything the team makes is saved in horizon-studio, so the next lab's session picks up where the last one stopped.</w:t>
+      </w:r>
+    </w:p>
+    <w:p>
+      <w:pPr>
+        <w:pStyle w:val="Heading3"/>
+      </w:pPr>
+      <w:r>
+        <w:t>Lesson Plan (9:00 AM – 6:00 PM)</w:t>
+      </w:r>
+    </w:p>
+    <w:p>
+      <w:r>
+        <w:t>Tea breaks 10 min, lunch 45 min. Full timings and slide numbers are in the Lesson Plan.</w:t>
+      </w:r>
+    </w:p>
+    <w:tbl>
+      <w:tblPr>
+        <w:tblStyle w:val="TableGrid"/>
+        <w:tblW w:type="auto" w:w="0"/>
+        <w:jc w:val="center"/>
+        <w:tblLayout w:type="fixed"/>
+        <w:tblLook w:firstColumn="1" w:firstRow="1" w:lastColumn="0" w:lastRow="0" w:noHBand="0" w:noVBand="1" w:val="04A0"/>
+      </w:tblPr>
+      <w:tblGrid>
+        <w:gridCol w:w="1474"/>
+        <w:gridCol w:w="3870"/>
+        <w:gridCol w:w="3870"/>
+      </w:tblGrid>
+      <w:tr>
+        <w:tc>
+          <w:tcPr>
+            <w:tcW w:type="dxa" w:w="1475"/>
+            <w:shd w:val="clear" w:fill="1F6FEB"/>
+          </w:tcPr>
+          <w:p>
+            <w:r/>
+            <w:r>
+              <w:rPr>
+                <w:b/>
+                <w:color w:val="FFFFFF"/>
+                <w:sz w:val="19"/>
+              </w:rPr>
+              <w:t>Block</w:t>
+            </w:r>
+          </w:p>
+        </w:tc>
+        <w:tc>
+          <w:tcPr>
+            <w:tcW w:type="dxa" w:w="3871"/>
+            <w:shd w:val="clear" w:fill="1F6FEB"/>
+          </w:tcPr>
+          <w:p>
+            <w:r/>
+            <w:r>
+              <w:rPr>
+                <w:b/>
+                <w:color w:val="FFFFFF"/>
+                <w:sz w:val="19"/>
+              </w:rPr>
+              <w:t>Day 1 — Form the Team</w:t>
+            </w:r>
+          </w:p>
+        </w:tc>
+        <w:tc>
+          <w:tcPr>
+            <w:tcW w:type="dxa" w:w="3871"/>
+            <w:shd w:val="clear" w:fill="1F6FEB"/>
+          </w:tcPr>
+          <w:p>
+            <w:r/>
+            <w:r>
+              <w:rPr>
+                <w:b/>
+                <w:color w:val="FFFFFF"/>
+                <w:sz w:val="19"/>
+              </w:rPr>
+              <w:t>Day 2 — Run the Campaigns</w:t>
+            </w:r>
+          </w:p>
+        </w:tc>
+      </w:tr>
+      <w:tr>
+        <w:tc>
+          <w:tcPr>
+            <w:tcW w:type="dxa" w:w="1475"/>
+          </w:tcPr>
+          <w:p>
+            <w:r/>
+            <w:r>
+              <w:rPr>
+                <w:sz w:val="19"/>
+              </w:rPr>
+              <w:t>Morning 1</w:t>
+            </w:r>
+          </w:p>
+        </w:tc>
+        <w:tc>
+          <w:tcPr>
+            <w:tcW w:type="dxa" w:w="3871"/>
+          </w:tcPr>
+          <w:p>
+            <w:r/>
+            <w:r>
+              <w:rPr>
+                <w:sz w:val="19"/>
+              </w:rPr>
+              <w:t>9:00–10:30  Welcome · Topic 1 · Lab 1</w:t>
+            </w:r>
+          </w:p>
+        </w:tc>
+        <w:tc>
+          <w:tcPr>
+            <w:tcW w:type="dxa" w:w="3871"/>
+          </w:tcPr>
+          <w:p>
+            <w:r/>
+            <w:r>
+              <w:rPr>
+                <w:sz w:val="19"/>
+              </w:rPr>
+              <w:t>9:00–10:40  Topic 3 · Labs 9–10</w:t>
+            </w:r>
+          </w:p>
+        </w:tc>
+      </w:tr>
+      <w:tr>
+        <w:tc>
+          <w:tcPr>
+            <w:tcW w:type="dxa" w:w="1475"/>
+          </w:tcPr>
+          <w:p>
+            <w:r/>
+            <w:r>
+              <w:rPr>
+                <w:sz w:val="19"/>
+              </w:rPr>
+              <w:t>Morning 2</w:t>
+            </w:r>
+          </w:p>
+        </w:tc>
+        <w:tc>
+          <w:tcPr>
+            <w:tcW w:type="dxa" w:w="3871"/>
+          </w:tcPr>
+          <w:p>
+            <w:r/>
+            <w:r>
+              <w:rPr>
+                <w:sz w:val="19"/>
+              </w:rPr>
+              <w:t>10:40–12:40  Labs 2–3</w:t>
+            </w:r>
+          </w:p>
+        </w:tc>
+        <w:tc>
+          <w:tcPr>
+            <w:tcW w:type="dxa" w:w="3871"/>
+          </w:tcPr>
+          <w:p>
+            <w:r/>
+            <w:r>
+              <w:rPr>
+                <w:sz w:val="19"/>
+              </w:rPr>
+              <w:t>10:50–12:35  Labs 11–12 · recap</w:t>
+            </w:r>
+          </w:p>
+        </w:tc>
+      </w:tr>
+      <w:tr>
+        <w:tc>
+          <w:tcPr>
+            <w:tcW w:type="dxa" w:w="1475"/>
+          </w:tcPr>
+          <w:p>
+            <w:r/>
+            <w:r>
+              <w:rPr>
+                <w:sz w:val="19"/>
+              </w:rPr>
+              <w:t>Afternoon 1</w:t>
+            </w:r>
+          </w:p>
+        </w:tc>
+        <w:tc>
+          <w:tcPr>
+            <w:tcW w:type="dxa" w:w="3871"/>
+          </w:tcPr>
+          <w:p>
+            <w:r/>
+            <w:r>
+              <w:rPr>
+                <w:sz w:val="19"/>
+              </w:rPr>
+              <w:t>13:25–15:20  Labs 4–5</w:t>
+            </w:r>
+          </w:p>
+        </w:tc>
+        <w:tc>
+          <w:tcPr>
+            <w:tcW w:type="dxa" w:w="3871"/>
+          </w:tcPr>
+          <w:p>
+            <w:r/>
+            <w:r>
+              <w:rPr>
+                <w:sz w:val="19"/>
+              </w:rPr>
+              <w:t>13:20–15:00  Topic 4 · Labs 13–14</w:t>
+            </w:r>
+          </w:p>
+        </w:tc>
+      </w:tr>
+      <w:tr>
+        <w:tc>
+          <w:tcPr>
+            <w:tcW w:type="dxa" w:w="1475"/>
+          </w:tcPr>
+          <w:p>
+            <w:r/>
+            <w:r>
+              <w:rPr>
+                <w:sz w:val="19"/>
+              </w:rPr>
+              <w:t>Afternoon 2</w:t>
+            </w:r>
+          </w:p>
+        </w:tc>
+        <w:tc>
+          <w:tcPr>
+            <w:tcW w:type="dxa" w:w="3871"/>
+          </w:tcPr>
+          <w:p>
+            <w:r/>
+            <w:r>
+              <w:rPr>
+                <w:sz w:val="19"/>
+              </w:rPr>
+              <w:t>15:30–18:00  Topic 2 · Labs 6–8 · review</w:t>
+            </w:r>
+          </w:p>
+        </w:tc>
+        <w:tc>
+          <w:tcPr>
+            <w:tcW w:type="dxa" w:w="3871"/>
+          </w:tcPr>
+          <w:p>
+            <w:r/>
+            <w:r>
+              <w:rPr>
+                <w:sz w:val="19"/>
+              </w:rPr>
+              <w:t>15:10–16:00 Agent teams lab · summary · 16:00–18:00 Assessment</w:t>
+            </w:r>
+          </w:p>
+        </w:tc>
+      </w:tr>
+    </w:tbl>
+    <w:p/>
+    <w:p>
+      <w:r>
+        <w:rPr>
+          <w:i/>
+        </w:rPr>
+        <w:t>Tip: Day 2 assessment: Written Assessment 4:00–5:00 PM, Practical Performance 5:00–6:00 PM.</w:t>
+      </w:r>
+    </w:p>
+    <w:p>
+      <w:pPr>
+        <w:pStyle w:val="Heading3"/>
+      </w:pPr>
+      <w:r>
+        <w:t>The Claude Suite of Products</w:t>
+      </w:r>
+    </w:p>
+    <w:p>
+      <w:r>
+        <w:t>Anthropic's products all run on the same Claude models — they differ in where they run and who they are for.</w:t>
+      </w:r>
+    </w:p>
+    <w:p>
+      <w:pPr>
+        <w:pStyle w:val="ListBullet"/>
+      </w:pPr>
+      <w:r>
+        <w:rPr>
+          <w:b/>
+        </w:rPr>
+        <w:t>Claude</w:t>
+      </w:r>
+      <w:r>
+        <w:rPr>
+          <w:b w:val="0"/>
+        </w:rPr>
+        <w:t xml:space="preserve"> — Chat and Cowork, now one app — web, desktop and mobile. Ask, write, analyse; work on a folder of files.</w:t>
+      </w:r>
+    </w:p>
+    <w:p>
+      <w:pPr>
+        <w:pStyle w:val="ListBullet"/>
+      </w:pPr>
+      <w:r>
+        <w:rPr>
+          <w:b/>
+        </w:rPr>
+        <w:t>Claude Code</w:t>
+      </w:r>
+      <w:r>
+        <w:rPr>
+          <w:b w:val="0"/>
+        </w:rPr>
+        <w:t xml:space="preserve"> — The agentic tool for building: terminal, VS Code, the desktop Code tab and the web.</w:t>
+      </w:r>
+    </w:p>
+    <w:p>
+      <w:pPr>
+        <w:pStyle w:val="ListBullet"/>
+      </w:pPr>
+      <w:r>
+        <w:rPr>
+          <w:b/>
+        </w:rPr>
+        <w:t>Claude Design</w:t>
+      </w:r>
+      <w:r>
+        <w:rPr>
+          <w:b w:val="0"/>
+        </w:rPr>
+        <w:t xml:space="preserve"> — Polished UI, prototypes and front-end designs from a prompt.</w:t>
+      </w:r>
+    </w:p>
+    <w:p>
+      <w:pPr>
+        <w:pStyle w:val="ListBullet"/>
+      </w:pPr>
+      <w:r>
+        <w:rPr>
+          <w:b/>
+        </w:rPr>
+        <w:t>Claude for Microsoft</w:t>
+      </w:r>
+      <w:r>
+        <w:rPr>
+          <w:b w:val="0"/>
+        </w:rPr>
+        <w:t xml:space="preserve"> — Claude inside Microsoft 365 apps such as Excel, PowerPoint and Outlook.</w:t>
+      </w:r>
+    </w:p>
+    <w:p>
+      <w:pPr>
+        <w:pStyle w:val="ListBullet"/>
+      </w:pPr>
+      <w:r>
+        <w:rPr>
+          <w:b/>
+        </w:rPr>
+        <w:t>Claude for Chrome</w:t>
+      </w:r>
+      <w:r>
+        <w:rPr>
+          <w:b w:val="0"/>
+        </w:rPr>
+        <w:t xml:space="preserve"> — A browser agent that reads pages, clicks and fills forms in your own Chrome.</w:t>
+      </w:r>
+    </w:p>
+    <w:p>
+      <w:pPr>
+        <w:pStyle w:val="ListBullet"/>
+      </w:pPr>
+      <w:r>
+        <w:rPr>
+          <w:b/>
+        </w:rPr>
+        <w:t>Claude for Science</w:t>
+      </w:r>
+      <w:r>
+        <w:rPr>
+          <w:b w:val="0"/>
+        </w:rPr>
+        <w:t xml:space="preserve"> — Speeds up research workflows for scientists and labs.</w:t>
+      </w:r>
+    </w:p>
+    <w:p>
+      <w:pPr>
+        <w:pStyle w:val="Heading3"/>
+      </w:pPr>
+      <w:r>
+        <w:t>What Is Claude (Chat + Cowork)?</w:t>
+      </w:r>
+    </w:p>
+    <w:p>
+      <w:r>
+        <w:t>Chat and Cowork are now one product: Claude, in the desktop app on a paid plan. In this course every lab runs in Code mode instead, so your folder is always in view.</w:t>
+      </w:r>
+    </w:p>
+    <w:p>
+      <w:pPr>
+        <w:pStyle w:val="ListBullet"/>
+      </w:pPr>
+      <w:r>
+        <w:rPr>
+          <w:b/>
+        </w:rPr>
+        <w:t>Chat</w:t>
+      </w:r>
+      <w:r>
+        <w:rPr>
+          <w:b w:val="0"/>
+        </w:rPr>
+        <w:t xml:space="preserve"> — Ask, draft, analyse and research with web search; projects keep shared files and instructions.</w:t>
+      </w:r>
+    </w:p>
+    <w:p>
+      <w:pPr>
+        <w:pStyle w:val="ListBullet"/>
+      </w:pPr>
+      <w:r>
+        <w:rPr>
+          <w:b/>
+        </w:rPr>
+        <w:t>Cowork</w:t>
+      </w:r>
+      <w:r>
+        <w:rPr>
+          <w:b w:val="0"/>
+        </w:rPr>
+        <w:t xml:space="preserve"> — Works on a folder on your computer: plans and runs multi-step tasks, and runs sub-agents in parallel when asked.</w:t>
+      </w:r>
+    </w:p>
+    <w:p>
+      <w:pPr>
+        <w:pStyle w:val="ListBullet"/>
+      </w:pPr>
+      <w:r>
+        <w:rPr>
+          <w:b/>
+        </w:rPr>
+        <w:t>Connectors and skills</w:t>
+      </w:r>
+      <w:r>
+        <w:rPr>
+          <w:b w:val="0"/>
+        </w:rPr>
+        <w:t xml:space="preserve"> — Google Drive, Gmail, Calendar, Microsoft 365; build your own skills with /skill-creator.</w:t>
+      </w:r>
+    </w:p>
+    <w:p>
+      <w:pPr>
+        <w:pStyle w:val="ListBullet"/>
+      </w:pPr>
+      <w:r>
+        <w:rPr>
+          <w:b/>
+        </w:rPr>
+        <w:t>Artifacts and scheduled tasks</w:t>
+      </w:r>
+      <w:r>
+        <w:rPr>
+          <w:b w:val="0"/>
+        </w:rPr>
+        <w:t xml:space="preserve"> — Pages and documents shared by link; tasks that run on a schedule from an Instructions field.</w:t>
+      </w:r>
+    </w:p>
+    <w:p>
+      <w:pPr>
+        <w:pStyle w:val="Heading3"/>
+      </w:pPr>
+      <w:r>
+        <w:t>What Is Claude Code?</w:t>
+      </w:r>
+    </w:p>
+    <w:p>
+      <w:r>
+        <w:t>An agentic tool: describe a goal in plain English and Claude plans, writes, runs and checks the work — editing files, running commands and using tools for you.</w:t>
+      </w:r>
+    </w:p>
+    <w:p>
+      <w:pPr>
+        <w:pStyle w:val="ListBullet"/>
+      </w:pPr>
+      <w:r>
+        <w:rPr>
+          <w:b/>
+        </w:rPr>
+        <w:t>Runs where you work</w:t>
+      </w:r>
+      <w:r>
+        <w:rPr>
+          <w:b w:val="0"/>
+        </w:rPr>
+        <w:t xml:space="preserve"> — The terminal, VS Code, the Claude desktop Code tab and the web.</w:t>
+      </w:r>
+    </w:p>
+    <w:p>
+      <w:pPr>
+        <w:pStyle w:val="ListBullet"/>
+      </w:pPr>
+      <w:r>
+        <w:rPr>
+          <w:b/>
+        </w:rPr>
+        <w:t>Agentic</w:t>
+      </w:r>
+      <w:r>
+        <w:rPr>
+          <w:b w:val="0"/>
+        </w:rPr>
+        <w:t xml:space="preserve"> — Plans multi-step tasks and acts on them — not just answers or autocompletes.</w:t>
+      </w:r>
+    </w:p>
+    <w:p>
+      <w:pPr>
+        <w:pStyle w:val="ListBullet"/>
+      </w:pPr>
+      <w:r>
+        <w:rPr>
+          <w:b/>
+        </w:rPr>
+        <w:t>Tool-using</w:t>
+      </w:r>
+      <w:r>
+        <w:rPr>
+          <w:b w:val="0"/>
+        </w:rPr>
+        <w:t xml:space="preserve"> — Reads and writes files, runs commands, calls MCP connectors and publishes artifacts.</w:t>
+      </w:r>
+    </w:p>
+    <w:p>
+      <w:pPr>
+        <w:pStyle w:val="ListBullet"/>
+      </w:pPr>
+      <w:r>
+        <w:rPr>
+          <w:b/>
+        </w:rPr>
+        <w:t>Extensible — the team's home</w:t>
+      </w:r>
+      <w:r>
+        <w:rPr>
+          <w:b w:val="0"/>
+        </w:rPr>
+        <w:t xml:space="preserve"> — CLAUDE.md, subagents, agent teams, skills and hooks. You build Horizon's team here (Labs 1–5, 10–12).</w:t>
+      </w:r>
+    </w:p>
+    <w:p>
+      <w:pPr>
+        <w:pStyle w:val="Heading3"/>
+      </w:pPr>
+      <w:r>
+        <w:t>Claude for Microsoft, Chrome and Science</w:t>
+      </w:r>
+    </w:p>
+    <w:p>
+      <w:r>
+        <w:t>The same Claude models, working inside the apps you already use. Not needed for the labs — good to know.</w:t>
+      </w:r>
+    </w:p>
+    <w:p>
+      <w:pPr>
+        <w:pStyle w:val="ListBullet"/>
+      </w:pPr>
+      <w:r>
+        <w:rPr>
+          <w:b/>
+        </w:rPr>
+        <w:t>Claude for Microsoft</w:t>
+      </w:r>
+      <w:r>
+        <w:rPr>
+          <w:b w:val="0"/>
+        </w:rPr>
+        <w:t xml:space="preserve"> — Claude inside Microsoft 365 — Excel, PowerPoint, Word and Outlook — working on the file you have open.</w:t>
+      </w:r>
+    </w:p>
+    <w:p>
+      <w:pPr>
+        <w:pStyle w:val="ListBullet"/>
+      </w:pPr>
+      <w:r>
+        <w:rPr>
+          <w:b/>
+        </w:rPr>
+        <w:t>Claude for Chrome</w:t>
+      </w:r>
+      <w:r>
+        <w:rPr>
+          <w:b w:val="0"/>
+        </w:rPr>
+        <w:t xml:space="preserve"> — An extension that lets Claude navigate, click, type and fill forms in your browser, with your sign-ins. You approve sensitive actions.</w:t>
+      </w:r>
+    </w:p>
+    <w:p>
+      <w:pPr>
+        <w:pStyle w:val="ListBullet"/>
+      </w:pPr>
+      <w:r>
+        <w:rPr>
+          <w:b/>
+        </w:rPr>
+        <w:t>Claude for Science</w:t>
+      </w:r>
+      <w:r>
+        <w:rPr>
+          <w:b w:val="0"/>
+        </w:rPr>
+        <w:t xml:space="preserve"> — Claude for researchers and labs: literature review, data analysis and connections to scientific tools and databases.</w:t>
+      </w:r>
+    </w:p>
+    <w:p>
+      <w:pPr>
+        <w:pStyle w:val="Heading3"/>
+      </w:pPr>
+      <w:r>
+        <w:t>A Brief History of AI, 2023–2026</w:t>
+      </w:r>
+    </w:p>
+    <w:p>
+      <w:pPr>
+        <w:pStyle w:val="ListBullet"/>
+      </w:pPr>
+      <w:r>
+        <w:rPr>
+          <w:b/>
+        </w:rPr>
+        <w:t>2023 · Chatbots</w:t>
+      </w:r>
+      <w:r>
+        <w:rPr>
+          <w:b w:val="0"/>
+        </w:rPr>
+        <w:t xml:space="preserve"> — ChatGPT goes mainstream; Anthropic launches Claude (March). The skill: prompt engineering.</w:t>
+      </w:r>
+    </w:p>
+    <w:p>
+      <w:pPr>
+        <w:pStyle w:val="ListBullet"/>
+      </w:pPr>
+      <w:r>
+        <w:rPr>
+          <w:b/>
+        </w:rPr>
+        <w:t>2024 · Tools and MCP</w:t>
+      </w:r>
+      <w:r>
+        <w:rPr>
+          <w:b w:val="0"/>
+        </w:rPr>
+        <w:t xml:space="preserve"> — Models call tools. Anthropic open-sources the Model Context Protocol (Nov). The skill: context engineering.</w:t>
+      </w:r>
+    </w:p>
+    <w:p>
+      <w:pPr>
+        <w:pStyle w:val="ListBullet"/>
+      </w:pPr>
+      <w:r>
+        <w:rPr>
+          <w:b/>
+        </w:rPr>
+        <w:t>2025 · Agentic AI</w:t>
+      </w:r>
+      <w:r>
+        <w:rPr>
+          <w:b w:val="0"/>
+        </w:rPr>
+        <w:t xml:space="preserve"> — Claude Code and Codex: agents plan, act and check their own work. The skill: harness engineering.</w:t>
+      </w:r>
+    </w:p>
+    <w:p>
+      <w:pPr>
+        <w:pStyle w:val="ListBullet"/>
+      </w:pPr>
+      <w:r>
+        <w:rPr>
+          <w:b/>
+        </w:rPr>
+        <w:t>2026 · Agent Teams</w:t>
+      </w:r>
+      <w:r>
+        <w:rPr>
+          <w:b w:val="0"/>
+        </w:rPr>
+        <w:t xml:space="preserve"> — Cowork merges into Claude; Claude Code agent teams — agents that share a task list and talk to each other.</w:t>
+      </w:r>
+    </w:p>
+    <w:p>
+      <w:r>
+        <w:t>From wording one prompt, to curating context, to engineering the whole system around the model — and now, teams of agents.</w:t>
+      </w:r>
+    </w:p>
+    <w:p>
+      <w:pPr>
+        <w:pStyle w:val="Heading3"/>
+      </w:pPr>
+      <w:r>
+        <w:t>What Is a Harness?</w:t>
+      </w:r>
+    </w:p>
+    <w:p>
+      <w:r>
+        <w:t>The model is the brain. The harness is everything built around it that turns a model into an agent able to finish long tasks.</w:t>
+      </w:r>
+    </w:p>
+    <w:p>
+      <w:pPr>
+        <w:pStyle w:val="ListBullet"/>
+      </w:pPr>
+      <w:r>
+        <w:rPr>
+          <w:b/>
+        </w:rPr>
+        <w:t>The agentic loop</w:t>
+      </w:r>
+      <w:r>
+        <w:rPr>
+          <w:b w:val="0"/>
+        </w:rPr>
+        <w:t xml:space="preserve"> — Plans, acts, checks the result and repeats until the goal is met.</w:t>
+      </w:r>
+    </w:p>
+    <w:p>
+      <w:pPr>
+        <w:pStyle w:val="ListBullet"/>
+      </w:pPr>
+      <w:r>
+        <w:rPr>
+          <w:b/>
+        </w:rPr>
+        <w:t>Tools and context</w:t>
+      </w:r>
+      <w:r>
+        <w:rPr>
+          <w:b w:val="0"/>
+        </w:rPr>
+        <w:t xml:space="preserve"> — Files, commands, search and connectors (MCP); instructions, memory and skills loaded at the right moment.</w:t>
+      </w:r>
+    </w:p>
+    <w:p>
+      <w:pPr>
+        <w:pStyle w:val="ListBullet"/>
+      </w:pPr>
+      <w:r>
+        <w:rPr>
+          <w:b/>
+        </w:rPr>
+        <w:t>Guardrails and checks</w:t>
+      </w:r>
+      <w:r>
+        <w:rPr>
+          <w:b w:val="0"/>
+        </w:rPr>
+        <w:t xml:space="preserve"> — Permission modes, approvals, hooks and tests — what it must ask before it acts.</w:t>
+      </w:r>
+    </w:p>
+    <w:p>
+      <w:pPr>
+        <w:pStyle w:val="ListBullet"/>
+      </w:pPr>
+      <w:r>
+        <w:rPr>
+          <w:b/>
+        </w:rPr>
+        <w:t>Harnesses you will meet</w:t>
+      </w:r>
+      <w:r>
+        <w:rPr>
+          <w:b w:val="0"/>
+        </w:rPr>
+        <w:t xml:space="preserve"> — Claude Code and Claude in class; also Codex, Gemini CLI and OpenClaw.</w:t>
+      </w:r>
+    </w:p>
+    <w:p>
+      <w:pPr>
+        <w:pStyle w:val="Heading3"/>
+      </w:pPr>
+      <w:r>
+        <w:t>The Agentic Loop</w:t>
+      </w:r>
+    </w:p>
+    <w:p>
+      <w:r>
+        <w:t>Every agent runs the same repeating cycle. A team is several loops, side by side.</w:t>
+      </w:r>
+    </w:p>
+    <w:p>
+      <w:pPr>
+        <w:pStyle w:val="ListNumber"/>
+        <w:numPr>
+          <w:ilvl w:val="0"/>
+          <w:numId w:val="11"/>
         </w:numPr>
       </w:pPr>
       <w:r>
@@ -4103,7 +4895,7 @@
         <w:pStyle w:val="ListNumber"/>
         <w:numPr>
           <w:ilvl w:val="0"/>
-          <w:numId w:val="11"/>
+          <w:numId w:val="12"/>
         </w:numPr>
       </w:pPr>
       <w:r>
@@ -5098,798 +5890,6 @@
           <w:i/>
         </w:rPr>
         <w:t>Tip: Every external post, email and video passes one gate: a person approves the exact version.</w:t>
-      </w:r>
-    </w:p>
-    <w:p>
-      <w:pPr>
-        <w:pStyle w:val="Heading3"/>
-      </w:pPr>
-      <w:r>
-        <w:t>Course Outline</w:t>
-      </w:r>
-    </w:p>
-    <w:p>
-      <w:r>
-        <w:t>Four topics over two days. Day 1 forms the team; Day 2 runs its campaigns.</w:t>
-      </w:r>
-    </w:p>
-    <w:p>
-      <w:pPr>
-        <w:pStyle w:val="ListNumber"/>
-        <w:numPr>
-          <w:ilvl w:val="0"/>
-          <w:numId w:val="12"/>
-        </w:numPr>
-      </w:pPr>
-      <w:r>
-        <w:rPr>
-          <w:b/>
-        </w:rPr>
-        <w:t>T1 · Ideation and Storyboarding</w:t>
-      </w:r>
-      <w:r>
-        <w:rPr>
-          <w:b w:val="0"/>
-        </w:rPr>
-        <w:t xml:space="preserve"> — The studio, the team's instructions, skills and connectors; Campaign 1. Labs 1–5.</w:t>
-      </w:r>
-    </w:p>
-    <w:p>
-      <w:pPr>
-        <w:pStyle w:val="ListNumber"/>
-      </w:pPr>
-      <w:r>
-        <w:rPr>
-          <w:b/>
-        </w:rPr>
-        <w:t>T2 · Audience and Requirements</w:t>
-      </w:r>
-      <w:r>
-        <w:rPr>
-          <w:b w:val="0"/>
-        </w:rPr>
-        <w:t xml:space="preserve"> — Personas from evidence; cadence and calendar; the first blog article. Labs 6–8.</w:t>
-      </w:r>
-    </w:p>
-    <w:p>
-      <w:pPr>
-        <w:pStyle w:val="ListNumber"/>
-      </w:pPr>
-      <w:r>
-        <w:rPr>
-          <w:b/>
-        </w:rPr>
-        <w:t>T3 · Creation and Coordination</w:t>
-      </w:r>
-      <w:r>
-        <w:rPr>
-          <w:b w:val="0"/>
-        </w:rPr>
-        <w:t xml:space="preserve"> — Lead magnet, social week, newsletter + landing page, video — behind a human gate. Labs 9–12.</w:t>
-      </w:r>
-    </w:p>
-    <w:p>
-      <w:pPr>
-        <w:pStyle w:val="ListNumber"/>
-      </w:pPr>
-      <w:r>
-        <w:rPr>
-          <w:b/>
-        </w:rPr>
-        <w:t>T4 · Distribution and Responsible AI</w:t>
-      </w:r>
-      <w:r>
-        <w:rPr>
-          <w:b w:val="0"/>
-        </w:rPr>
-        <w:t xml:space="preserve"> — The weekly report on a schedule; the playbook; agent teams at work. Labs 13–15.</w:t>
-      </w:r>
-    </w:p>
-    <w:p>
-      <w:pPr>
-        <w:pStyle w:val="Heading3"/>
-      </w:pPr>
-      <w:r>
-        <w:t>Lab Materials</w:t>
-      </w:r>
-    </w:p>
-    <w:p>
-      <w:r>
-        <w:t>Fifteen labs, each in its own folder with a README, prompts (MD and PDF), assets, an evidence checklist and, where useful, a solution.</w:t>
-      </w:r>
-    </w:p>
-    <w:tbl>
-      <w:tblPr>
-        <w:tblStyle w:val="TableGrid"/>
-        <w:tblW w:type="auto" w:w="0"/>
-        <w:jc w:val="center"/>
-        <w:tblLayout w:type="fixed"/>
-        <w:tblLook w:firstColumn="1" w:firstRow="1" w:lastColumn="0" w:lastRow="0" w:noHBand="0" w:noVBand="1" w:val="04A0"/>
-      </w:tblPr>
-      <w:tblGrid>
-        <w:gridCol w:w="921"/>
-        <w:gridCol w:w="6082"/>
-        <w:gridCol w:w="2211"/>
-      </w:tblGrid>
-      <w:tr>
-        <w:tc>
-          <w:tcPr>
-            <w:tcW w:type="dxa" w:w="922"/>
-            <w:shd w:val="clear" w:fill="1F6FEB"/>
-          </w:tcPr>
-          <w:p>
-            <w:r/>
-            <w:r>
-              <w:rPr>
-                <w:b/>
-                <w:color w:val="FFFFFF"/>
-                <w:sz w:val="19"/>
-              </w:rPr>
-              <w:t>Day</w:t>
-            </w:r>
-          </w:p>
-        </w:tc>
-        <w:tc>
-          <w:tcPr>
-            <w:tcW w:type="dxa" w:w="6083"/>
-            <w:shd w:val="clear" w:fill="1F6FEB"/>
-          </w:tcPr>
-          <w:p>
-            <w:r/>
-            <w:r>
-              <w:rPr>
-                <w:b/>
-                <w:color w:val="FFFFFF"/>
-                <w:sz w:val="19"/>
-              </w:rPr>
-              <w:t>Labs</w:t>
-            </w:r>
-          </w:p>
-        </w:tc>
-        <w:tc>
-          <w:tcPr>
-            <w:tcW w:type="dxa" w:w="2212"/>
-            <w:shd w:val="clear" w:fill="1F6FEB"/>
-          </w:tcPr>
-          <w:p>
-            <w:r/>
-            <w:r>
-              <w:rPr>
-                <w:b/>
-                <w:color w:val="FFFFFF"/>
-                <w:sz w:val="19"/>
-              </w:rPr>
-              <w:t>Topic</w:t>
-            </w:r>
-          </w:p>
-        </w:tc>
-      </w:tr>
-      <w:tr>
-        <w:tc>
-          <w:tcPr>
-            <w:tcW w:type="dxa" w:w="922"/>
-          </w:tcPr>
-          <w:p>
-            <w:r/>
-            <w:r>
-              <w:rPr>
-                <w:sz w:val="19"/>
-              </w:rPr>
-              <w:t>1</w:t>
-            </w:r>
-          </w:p>
-        </w:tc>
-        <w:tc>
-          <w:tcPr>
-            <w:tcW w:type="dxa" w:w="6083"/>
-          </w:tcPr>
-          <w:p>
-            <w:r/>
-            <w:r>
-              <w:rPr>
-                <w:sz w:val="19"/>
-              </w:rPr>
-              <w:t>1 Agent team · 2 Instructions · 3 Skills · 4 Connectors</w:t>
-            </w:r>
-          </w:p>
-        </w:tc>
-        <w:tc>
-          <w:tcPr>
-            <w:tcW w:type="dxa" w:w="2212"/>
-          </w:tcPr>
-          <w:p>
-            <w:r/>
-            <w:r>
-              <w:rPr>
-                <w:sz w:val="19"/>
-              </w:rPr>
-              <w:t>T1 · form the team</w:t>
-            </w:r>
-          </w:p>
-        </w:tc>
-      </w:tr>
-      <w:tr>
-        <w:tc>
-          <w:tcPr>
-            <w:tcW w:type="dxa" w:w="922"/>
-          </w:tcPr>
-          <w:p>
-            <w:r/>
-            <w:r>
-              <w:rPr>
-                <w:sz w:val="19"/>
-              </w:rPr>
-              <w:t>1</w:t>
-            </w:r>
-          </w:p>
-        </w:tc>
-        <w:tc>
-          <w:tcPr>
-            <w:tcW w:type="dxa" w:w="6083"/>
-          </w:tcPr>
-          <w:p>
-            <w:r/>
-            <w:r>
-              <w:rPr>
-                <w:sz w:val="19"/>
-              </w:rPr>
-              <w:t>5 Campaign 1: research to storyboard</w:t>
-            </w:r>
-          </w:p>
-        </w:tc>
-        <w:tc>
-          <w:tcPr>
-            <w:tcW w:type="dxa" w:w="2212"/>
-          </w:tcPr>
-          <w:p>
-            <w:r/>
-            <w:r>
-              <w:rPr>
-                <w:sz w:val="19"/>
-              </w:rPr>
-              <w:t>T1 · Campaign 1</w:t>
-            </w:r>
-          </w:p>
-        </w:tc>
-      </w:tr>
-      <w:tr>
-        <w:tc>
-          <w:tcPr>
-            <w:tcW w:type="dxa" w:w="922"/>
-          </w:tcPr>
-          <w:p>
-            <w:r/>
-            <w:r>
-              <w:rPr>
-                <w:sz w:val="19"/>
-              </w:rPr>
-              <w:t>1</w:t>
-            </w:r>
-          </w:p>
-        </w:tc>
-        <w:tc>
-          <w:tcPr>
-            <w:tcW w:type="dxa" w:w="6083"/>
-          </w:tcPr>
-          <w:p>
-            <w:r/>
-            <w:r>
-              <w:rPr>
-                <w:sz w:val="19"/>
-              </w:rPr>
-              <w:t>6 Personas · 7 Cadence and calendar · 8 Blog article</w:t>
-            </w:r>
-          </w:p>
-        </w:tc>
-        <w:tc>
-          <w:tcPr>
-            <w:tcW w:type="dxa" w:w="2212"/>
-          </w:tcPr>
-          <w:p>
-            <w:r/>
-            <w:r>
-              <w:rPr>
-                <w:sz w:val="19"/>
-              </w:rPr>
-              <w:t>T2 · audience, content</w:t>
-            </w:r>
-          </w:p>
-        </w:tc>
-      </w:tr>
-      <w:tr>
-        <w:tc>
-          <w:tcPr>
-            <w:tcW w:type="dxa" w:w="922"/>
-          </w:tcPr>
-          <w:p>
-            <w:r/>
-            <w:r>
-              <w:rPr>
-                <w:sz w:val="19"/>
-              </w:rPr>
-              <w:t>2</w:t>
-            </w:r>
-          </w:p>
-        </w:tc>
-        <w:tc>
-          <w:tcPr>
-            <w:tcW w:type="dxa" w:w="6083"/>
-          </w:tcPr>
-          <w:p>
-            <w:r/>
-            <w:r>
-              <w:rPr>
-                <w:sz w:val="19"/>
-              </w:rPr>
-              <w:t>9 Lead magnet · 10 Social week · 11 Newsletter + landing page · 12 Video</w:t>
-            </w:r>
-          </w:p>
-        </w:tc>
-        <w:tc>
-          <w:tcPr>
-            <w:tcW w:type="dxa" w:w="2212"/>
-          </w:tcPr>
-          <w:p>
-            <w:r/>
-            <w:r>
-              <w:rPr>
-                <w:sz w:val="19"/>
-              </w:rPr>
-              <w:t>T3 · Campaigns 2–4</w:t>
-            </w:r>
-          </w:p>
-        </w:tc>
-      </w:tr>
-      <w:tr>
-        <w:tc>
-          <w:tcPr>
-            <w:tcW w:type="dxa" w:w="922"/>
-          </w:tcPr>
-          <w:p>
-            <w:r/>
-            <w:r>
-              <w:rPr>
-                <w:sz w:val="19"/>
-              </w:rPr>
-              <w:t>2</w:t>
-            </w:r>
-          </w:p>
-        </w:tc>
-        <w:tc>
-          <w:tcPr>
-            <w:tcW w:type="dxa" w:w="6083"/>
-          </w:tcPr>
-          <w:p>
-            <w:r/>
-            <w:r>
-              <w:rPr>
-                <w:sz w:val="19"/>
-              </w:rPr>
-              <w:t>13 Weekly report · 14 Playbook · 15 Agent teams: debate + QA loop</w:t>
-            </w:r>
-          </w:p>
-        </w:tc>
-        <w:tc>
-          <w:tcPr>
-            <w:tcW w:type="dxa" w:w="2212"/>
-          </w:tcPr>
-          <w:p>
-            <w:r/>
-            <w:r>
-              <w:rPr>
-                <w:sz w:val="19"/>
-              </w:rPr>
-              <w:t>T4 · Campaign 5</w:t>
-            </w:r>
-          </w:p>
-        </w:tc>
-      </w:tr>
-    </w:tbl>
-    <w:p/>
-    <w:p>
-      <w:r>
-        <w:rPr>
-          <w:i/>
-        </w:rPr>
-        <w:t>Tip: One horizon-studio folder from Lab 1 to Lab 15 — the team keeps what it learns.</w:t>
-      </w:r>
-    </w:p>
-    <w:p>
-      <w:pPr>
-        <w:pStyle w:val="Heading3"/>
-      </w:pPr>
-      <w:r>
-        <w:t>Code Mode, Every Lab</w:t>
-      </w:r>
-    </w:p>
-    <w:p>
-      <w:r>
-        <w:t>The Claude desktop app in Code mode (&lt;/&gt;), in your horizon-studio folder — every lab. You type plain English, never code.</w:t>
-      </w:r>
-    </w:p>
-    <w:tbl>
-      <w:tblPr>
-        <w:tblStyle w:val="TableGrid"/>
-        <w:tblW w:type="auto" w:w="0"/>
-        <w:jc w:val="center"/>
-        <w:tblLayout w:type="fixed"/>
-        <w:tblLook w:firstColumn="1" w:firstRow="1" w:lastColumn="0" w:lastRow="0" w:noHBand="0" w:noVBand="1" w:val="04A0"/>
-      </w:tblPr>
-      <w:tblGrid>
-        <w:gridCol w:w="2027"/>
-        <w:gridCol w:w="2396"/>
-        <w:gridCol w:w="4792"/>
-      </w:tblGrid>
-      <w:tr>
-        <w:tc>
-          <w:tcPr>
-            <w:tcW w:type="dxa" w:w="2028"/>
-            <w:shd w:val="clear" w:fill="1F6FEB"/>
-          </w:tcPr>
-          <w:p>
-            <w:r/>
-            <w:r>
-              <w:rPr>
-                <w:b/>
-                <w:color w:val="FFFFFF"/>
-                <w:sz w:val="19"/>
-              </w:rPr>
-              <w:t>Use</w:t>
-            </w:r>
-          </w:p>
-        </w:tc>
-        <w:tc>
-          <w:tcPr>
-            <w:tcW w:type="dxa" w:w="2396"/>
-            <w:shd w:val="clear" w:fill="1F6FEB"/>
-          </w:tcPr>
-          <w:p>
-            <w:r/>
-            <w:r>
-              <w:rPr>
-                <w:b/>
-                <w:color w:val="FFFFFF"/>
-                <w:sz w:val="19"/>
-              </w:rPr>
-              <w:t>Labs</w:t>
-            </w:r>
-          </w:p>
-        </w:tc>
-        <w:tc>
-          <w:tcPr>
-            <w:tcW w:type="dxa" w:w="4792"/>
-            <w:shd w:val="clear" w:fill="1F6FEB"/>
-          </w:tcPr>
-          <w:p>
-            <w:r/>
-            <w:r>
-              <w:rPr>
-                <w:b/>
-                <w:color w:val="FFFFFF"/>
-                <w:sz w:val="19"/>
-              </w:rPr>
-              <w:t>What it is for</w:t>
-            </w:r>
-          </w:p>
-        </w:tc>
-      </w:tr>
-      <w:tr>
-        <w:tc>
-          <w:tcPr>
-            <w:tcW w:type="dxa" w:w="2028"/>
-          </w:tcPr>
-          <w:p>
-            <w:r/>
-            <w:r>
-              <w:rPr>
-                <w:sz w:val="19"/>
-              </w:rPr>
-              <w:t>Claude Code</w:t>
-            </w:r>
-          </w:p>
-        </w:tc>
-        <w:tc>
-          <w:tcPr>
-            <w:tcW w:type="dxa" w:w="2396"/>
-          </w:tcPr>
-          <w:p>
-            <w:r/>
-            <w:r>
-              <w:rPr>
-                <w:sz w:val="19"/>
-              </w:rPr>
-              <w:t>1, 2, 3, 4, 5, 6, 7, 8, 9, 10, 11, 12, 13, 14, 15</w:t>
-            </w:r>
-          </w:p>
-        </w:tc>
-        <w:tc>
-          <w:tcPr>
-            <w:tcW w:type="dxa" w:w="4792"/>
-          </w:tcPr>
-          <w:p>
-            <w:r/>
-            <w:r>
-              <w:rPr>
-                <w:sz w:val="19"/>
-              </w:rPr>
-              <w:t>Everything: the team's folder, agents, skills, connectors, artifacts and routines. Each lab starts a new session named after the lab.</w:t>
-            </w:r>
-          </w:p>
-        </w:tc>
-      </w:tr>
-    </w:tbl>
-    <w:p/>
-    <w:p>
-      <w:r>
-        <w:rPr>
-          <w:i/>
-        </w:rPr>
-        <w:t>Tip: Everything the team makes is saved in horizon-studio, so the next lab's session picks up where the last one stopped.</w:t>
-      </w:r>
-    </w:p>
-    <w:p>
-      <w:pPr>
-        <w:pStyle w:val="Heading3"/>
-      </w:pPr>
-      <w:r>
-        <w:t>Lesson Plan (9:00 AM – 6:00 PM)</w:t>
-      </w:r>
-    </w:p>
-    <w:p>
-      <w:r>
-        <w:t>Tea breaks 10 min, lunch 45 min. Full timings and slide numbers are in the Lesson Plan.</w:t>
-      </w:r>
-    </w:p>
-    <w:tbl>
-      <w:tblPr>
-        <w:tblStyle w:val="TableGrid"/>
-        <w:tblW w:type="auto" w:w="0"/>
-        <w:jc w:val="center"/>
-        <w:tblLayout w:type="fixed"/>
-        <w:tblLook w:firstColumn="1" w:firstRow="1" w:lastColumn="0" w:lastRow="0" w:noHBand="0" w:noVBand="1" w:val="04A0"/>
-      </w:tblPr>
-      <w:tblGrid>
-        <w:gridCol w:w="1474"/>
-        <w:gridCol w:w="3870"/>
-        <w:gridCol w:w="3870"/>
-      </w:tblGrid>
-      <w:tr>
-        <w:tc>
-          <w:tcPr>
-            <w:tcW w:type="dxa" w:w="1475"/>
-            <w:shd w:val="clear" w:fill="1F6FEB"/>
-          </w:tcPr>
-          <w:p>
-            <w:r/>
-            <w:r>
-              <w:rPr>
-                <w:b/>
-                <w:color w:val="FFFFFF"/>
-                <w:sz w:val="19"/>
-              </w:rPr>
-              <w:t>Block</w:t>
-            </w:r>
-          </w:p>
-        </w:tc>
-        <w:tc>
-          <w:tcPr>
-            <w:tcW w:type="dxa" w:w="3871"/>
-            <w:shd w:val="clear" w:fill="1F6FEB"/>
-          </w:tcPr>
-          <w:p>
-            <w:r/>
-            <w:r>
-              <w:rPr>
-                <w:b/>
-                <w:color w:val="FFFFFF"/>
-                <w:sz w:val="19"/>
-              </w:rPr>
-              <w:t>Day 1 — Form the Team</w:t>
-            </w:r>
-          </w:p>
-        </w:tc>
-        <w:tc>
-          <w:tcPr>
-            <w:tcW w:type="dxa" w:w="3871"/>
-            <w:shd w:val="clear" w:fill="1F6FEB"/>
-          </w:tcPr>
-          <w:p>
-            <w:r/>
-            <w:r>
-              <w:rPr>
-                <w:b/>
-                <w:color w:val="FFFFFF"/>
-                <w:sz w:val="19"/>
-              </w:rPr>
-              <w:t>Day 2 — Run the Campaigns</w:t>
-            </w:r>
-          </w:p>
-        </w:tc>
-      </w:tr>
-      <w:tr>
-        <w:tc>
-          <w:tcPr>
-            <w:tcW w:type="dxa" w:w="1475"/>
-          </w:tcPr>
-          <w:p>
-            <w:r/>
-            <w:r>
-              <w:rPr>
-                <w:sz w:val="19"/>
-              </w:rPr>
-              <w:t>Morning 1</w:t>
-            </w:r>
-          </w:p>
-        </w:tc>
-        <w:tc>
-          <w:tcPr>
-            <w:tcW w:type="dxa" w:w="3871"/>
-          </w:tcPr>
-          <w:p>
-            <w:r/>
-            <w:r>
-              <w:rPr>
-                <w:sz w:val="19"/>
-              </w:rPr>
-              <w:t>9:00–10:30  Welcome · Topic 1 · Lab 1</w:t>
-            </w:r>
-          </w:p>
-        </w:tc>
-        <w:tc>
-          <w:tcPr>
-            <w:tcW w:type="dxa" w:w="3871"/>
-          </w:tcPr>
-          <w:p>
-            <w:r/>
-            <w:r>
-              <w:rPr>
-                <w:sz w:val="19"/>
-              </w:rPr>
-              <w:t>9:00–10:40  Topic 3 · Labs 9–10</w:t>
-            </w:r>
-          </w:p>
-        </w:tc>
-      </w:tr>
-      <w:tr>
-        <w:tc>
-          <w:tcPr>
-            <w:tcW w:type="dxa" w:w="1475"/>
-          </w:tcPr>
-          <w:p>
-            <w:r/>
-            <w:r>
-              <w:rPr>
-                <w:sz w:val="19"/>
-              </w:rPr>
-              <w:t>Morning 2</w:t>
-            </w:r>
-          </w:p>
-        </w:tc>
-        <w:tc>
-          <w:tcPr>
-            <w:tcW w:type="dxa" w:w="3871"/>
-          </w:tcPr>
-          <w:p>
-            <w:r/>
-            <w:r>
-              <w:rPr>
-                <w:sz w:val="19"/>
-              </w:rPr>
-              <w:t>10:40–12:40  Labs 2–3</w:t>
-            </w:r>
-          </w:p>
-        </w:tc>
-        <w:tc>
-          <w:tcPr>
-            <w:tcW w:type="dxa" w:w="3871"/>
-          </w:tcPr>
-          <w:p>
-            <w:r/>
-            <w:r>
-              <w:rPr>
-                <w:sz w:val="19"/>
-              </w:rPr>
-              <w:t>10:50–12:35  Labs 11–12 · recap</w:t>
-            </w:r>
-          </w:p>
-        </w:tc>
-      </w:tr>
-      <w:tr>
-        <w:tc>
-          <w:tcPr>
-            <w:tcW w:type="dxa" w:w="1475"/>
-          </w:tcPr>
-          <w:p>
-            <w:r/>
-            <w:r>
-              <w:rPr>
-                <w:sz w:val="19"/>
-              </w:rPr>
-              <w:t>Afternoon 1</w:t>
-            </w:r>
-          </w:p>
-        </w:tc>
-        <w:tc>
-          <w:tcPr>
-            <w:tcW w:type="dxa" w:w="3871"/>
-          </w:tcPr>
-          <w:p>
-            <w:r/>
-            <w:r>
-              <w:rPr>
-                <w:sz w:val="19"/>
-              </w:rPr>
-              <w:t>13:25–15:20  Labs 4–5</w:t>
-            </w:r>
-          </w:p>
-        </w:tc>
-        <w:tc>
-          <w:tcPr>
-            <w:tcW w:type="dxa" w:w="3871"/>
-          </w:tcPr>
-          <w:p>
-            <w:r/>
-            <w:r>
-              <w:rPr>
-                <w:sz w:val="19"/>
-              </w:rPr>
-              <w:t>13:20–15:00  Topic 4 · Labs 13–14</w:t>
-            </w:r>
-          </w:p>
-        </w:tc>
-      </w:tr>
-      <w:tr>
-        <w:tc>
-          <w:tcPr>
-            <w:tcW w:type="dxa" w:w="1475"/>
-          </w:tcPr>
-          <w:p>
-            <w:r/>
-            <w:r>
-              <w:rPr>
-                <w:sz w:val="19"/>
-              </w:rPr>
-              <w:t>Afternoon 2</w:t>
-            </w:r>
-          </w:p>
-        </w:tc>
-        <w:tc>
-          <w:tcPr>
-            <w:tcW w:type="dxa" w:w="3871"/>
-          </w:tcPr>
-          <w:p>
-            <w:r/>
-            <w:r>
-              <w:rPr>
-                <w:sz w:val="19"/>
-              </w:rPr>
-              <w:t>15:30–18:00  Topic 2 · Labs 6–8 · review</w:t>
-            </w:r>
-          </w:p>
-        </w:tc>
-        <w:tc>
-          <w:tcPr>
-            <w:tcW w:type="dxa" w:w="3871"/>
-          </w:tcPr>
-          <w:p>
-            <w:r/>
-            <w:r>
-              <w:rPr>
-                <w:sz w:val="19"/>
-              </w:rPr>
-              <w:t>15:10–16:00 Agent teams lab · summary · 16:00–18:00 Assessment</w:t>
-            </w:r>
-          </w:p>
-        </w:tc>
-      </w:tr>
-    </w:tbl>
-    <w:p/>
-    <w:p>
-      <w:r>
-        <w:rPr>
-          <w:i/>
-        </w:rPr>
-        <w:t>Tip: Day 2 assessment: Written Assessment 4:00–5:00 PM, Practical Performance 5:00–6:00 PM.</w:t>
       </w:r>
     </w:p>
     <w:p>

--- a/courseware_claude/LG-Multi AI Agents Workflow for Content Creation - Claude-v3.5.docx
+++ b/courseware_claude/LG-Multi AI Agents Workflow for Content Creation - Claude-v3.5.docx
@@ -920,15 +920,33 @@
         <w:tabs>
           <w:tab w:pos="9648" w:val="right" w:leader="dot"/>
         </w:tabs>
+        <w:spacing w:after="60"/>
+        <w:ind w:left="0"/>
+      </w:pPr>
+      <w:r>
+        <w:rPr>
+          <w:b/>
+          <w:sz w:val="21"/>
+        </w:rPr>
+        <w:t>Topic 1 — Multi-AI-Agent Content Ideation and Digital Storyboarding</w:t>
+        <w:tab/>
+        <w:t>9</w:t>
+      </w:r>
+    </w:p>
+    <w:p>
+      <w:pPr>
+        <w:tabs>
+          <w:tab w:pos="9648" w:val="right" w:leader="dot"/>
+        </w:tabs>
         <w:spacing w:after="20"/>
-        <w:ind w:left="720"/>
+        <w:ind w:left="360"/>
       </w:pPr>
       <w:r>
         <w:rPr>
           <w:b w:val="0"/>
           <w:sz w:val="19"/>
         </w:rPr>
-        <w:t>The Claude Suite of Products</w:t>
+        <w:t>Key ideas for Lab 1</w:t>
         <w:tab/>
         <w:t>9</w:t>
       </w:r>
@@ -946,7 +964,7 @@
           <w:b w:val="0"/>
           <w:sz w:val="19"/>
         </w:rPr>
-        <w:t>What Is Claude (Chat + Cowork)?</w:t>
+        <w:t>The Claude Suite of Products</w:t>
         <w:tab/>
         <w:t>9</w:t>
       </w:r>
@@ -964,7 +982,7 @@
           <w:b w:val="0"/>
           <w:sz w:val="19"/>
         </w:rPr>
-        <w:t>What Is Claude Code?</w:t>
+        <w:t>What Is Claude (Chat + Cowork)?</w:t>
         <w:tab/>
         <w:t>9</w:t>
       </w:r>
@@ -982,7 +1000,7 @@
           <w:b w:val="0"/>
           <w:sz w:val="19"/>
         </w:rPr>
-        <w:t>Claude for Microsoft, Chrome and Science</w:t>
+        <w:t>What Is Claude Code?</w:t>
         <w:tab/>
         <w:t>10</w:t>
       </w:r>
@@ -1000,7 +1018,7 @@
           <w:b w:val="0"/>
           <w:sz w:val="19"/>
         </w:rPr>
-        <w:t>A Brief History of AI, 2023–2026</w:t>
+        <w:t>Claude for Microsoft, Chrome and Science</w:t>
         <w:tab/>
         <w:t>10</w:t>
       </w:r>
@@ -1018,7 +1036,7 @@
           <w:b w:val="0"/>
           <w:sz w:val="19"/>
         </w:rPr>
-        <w:t>What Is a Harness?</w:t>
+        <w:t>A Brief History of AI, 2023–2026</w:t>
         <w:tab/>
         <w:t>10</w:t>
       </w:r>
@@ -1036,7 +1054,7 @@
           <w:b w:val="0"/>
           <w:sz w:val="19"/>
         </w:rPr>
-        <w:t>The Agentic Loop</w:t>
+        <w:t>What Is a Harness?</w:t>
         <w:tab/>
         <w:t>10</w:t>
       </w:r>
@@ -1054,7 +1072,7 @@
           <w:b w:val="0"/>
           <w:sz w:val="19"/>
         </w:rPr>
-        <w:t>Why the Loop Matters</w:t>
+        <w:t>The Agentic Loop</w:t>
         <w:tab/>
         <w:t>11</w:t>
       </w:r>
@@ -1072,7 +1090,7 @@
           <w:b w:val="0"/>
           <w:sz w:val="19"/>
         </w:rPr>
-        <w:t>Agentic AI vs AI Agents</w:t>
+        <w:t>Why the Loop Matters</w:t>
         <w:tab/>
         <w:t>11</w:t>
       </w:r>
@@ -1090,7 +1108,7 @@
           <w:b w:val="0"/>
           <w:sz w:val="19"/>
         </w:rPr>
-        <w:t>What Is an Agent Made Of?</w:t>
+        <w:t>Agentic AI vs AI Agents</w:t>
         <w:tab/>
         <w:t>11</w:t>
       </w:r>
@@ -1108,9 +1126,9 @@
           <w:b w:val="0"/>
           <w:sz w:val="19"/>
         </w:rPr>
-        <w:t>Build a Marketing Team, Then Run Campaigns</w:t>
+        <w:t>What Is an Agent Made Of?</w:t>
         <w:tab/>
-        <w:t>12</w:t>
+        <w:t>11</w:t>
       </w:r>
     </w:p>
     <w:p>
@@ -1126,7 +1144,7 @@
           <w:b w:val="0"/>
           <w:sz w:val="19"/>
         </w:rPr>
-        <w:t>Meet Horizon Wealth Planning</w:t>
+        <w:t>Build a Marketing Team, Then Run Campaigns</w:t>
         <w:tab/>
         <w:t>12</w:t>
       </w:r>
@@ -1144,7 +1162,7 @@
           <w:b w:val="0"/>
           <w:sz w:val="19"/>
         </w:rPr>
-        <w:t>Your AI Marketing Team</w:t>
+        <w:t>Meet Horizon Wealth Planning</w:t>
         <w:tab/>
         <w:t>12</w:t>
       </w:r>
@@ -1162,7 +1180,7 @@
           <w:b w:val="0"/>
           <w:sz w:val="19"/>
         </w:rPr>
-        <w:t>Who Does What</w:t>
+        <w:t>Your AI Marketing Team</w:t>
         <w:tab/>
         <w:t>13</w:t>
       </w:r>
@@ -1180,25 +1198,7 @@
           <w:b w:val="0"/>
           <w:sz w:val="19"/>
         </w:rPr>
-        <w:t>The Tools for This Edition</w:t>
-        <w:tab/>
-        <w:t>13</w:t>
-      </w:r>
-    </w:p>
-    <w:p>
-      <w:pPr>
-        <w:tabs>
-          <w:tab w:pos="9648" w:val="right" w:leader="dot"/>
-        </w:tabs>
-        <w:spacing w:after="60"/>
-        <w:ind w:left="0"/>
-      </w:pPr>
-      <w:r>
-        <w:rPr>
-          <w:b/>
-          <w:sz w:val="21"/>
-        </w:rPr>
-        <w:t>Topic 1 — Multi-AI-Agent Content Ideation and Digital Storyboarding</w:t>
+        <w:t>Who Does What</w:t>
         <w:tab/>
         <w:t>13</w:t>
       </w:r>
@@ -1209,16 +1209,16 @@
           <w:tab w:pos="9648" w:val="right" w:leader="dot"/>
         </w:tabs>
         <w:spacing w:after="20"/>
-        <w:ind w:left="360"/>
+        <w:ind w:left="720"/>
       </w:pPr>
       <w:r>
         <w:rPr>
           <w:b w:val="0"/>
           <w:sz w:val="19"/>
         </w:rPr>
-        <w:t>Key ideas for Lab 1</w:t>
+        <w:t>The Tools for This Edition</w:t>
         <w:tab/>
-        <w:t>14</w:t>
+        <w:t>13</w:t>
       </w:r>
     </w:p>
     <w:p>
@@ -3686,6 +3686,82 @@
           <w:i/>
         </w:rPr>
         <w:t>Tip: Day 2 assessment: Written Assessment 4:00–5:00 PM, Practical Performance 5:00–6:00 PM.</w:t>
+      </w:r>
+    </w:p>
+    <w:p>
+      <w:pPr>
+        <w:pStyle w:val="Heading1"/>
+      </w:pPr>
+      <w:r>
+        <w:t>Topic 1 — Multi-AI-Agent Content Ideation and Digital Storyboarding</w:t>
+      </w:r>
+    </w:p>
+    <w:p>
+      <w:r>
+        <w:t>Slides 16–74. In this topic you will:</w:t>
+      </w:r>
+    </w:p>
+    <w:p>
+      <w:pPr>
+        <w:pStyle w:val="ListBullet"/>
+      </w:pPr>
+      <w:r>
+        <w:rPr>
+          <w:b w:val="0"/>
+        </w:rPr>
+        <w:t>AI agents, the tools, and Horizon's story</w:t>
+      </w:r>
+    </w:p>
+    <w:p>
+      <w:pPr>
+        <w:pStyle w:val="ListBullet"/>
+      </w:pPr>
+      <w:r>
+        <w:rPr>
+          <w:b w:val="0"/>
+        </w:rPr>
+        <w:t>Why a team of agents</w:t>
+      </w:r>
+    </w:p>
+    <w:p>
+      <w:pPr>
+        <w:pStyle w:val="ListBullet"/>
+      </w:pPr>
+      <w:r>
+        <w:rPr>
+          <w:b w:val="0"/>
+        </w:rPr>
+        <w:t>A home for the team; Horizon's public website</w:t>
+      </w:r>
+    </w:p>
+    <w:p>
+      <w:pPr>
+        <w:pStyle w:val="ListBullet"/>
+      </w:pPr>
+      <w:r>
+        <w:rPr>
+          <w:b w:val="0"/>
+        </w:rPr>
+        <w:t>Form the team: instructions, skills, connectors</w:t>
+      </w:r>
+    </w:p>
+    <w:p>
+      <w:pPr>
+        <w:pStyle w:val="ListBullet"/>
+      </w:pPr>
+      <w:r>
+        <w:rPr>
+          <w:b w:val="0"/>
+        </w:rPr>
+        <w:t>Campaign 1: research, ideas and a storyboard</w:t>
+      </w:r>
+    </w:p>
+    <w:p>
+      <w:pPr>
+        <w:pStyle w:val="Heading2"/>
+      </w:pPr>
+      <w:r>
+        <w:t>Key ideas for Lab 1</w:t>
       </w:r>
     </w:p>
     <w:p>
@@ -5890,71 +5966,6 @@
           <w:i/>
         </w:rPr>
         <w:t>Tip: Every external post, email and video passes one gate: a person approves the exact version.</w:t>
-      </w:r>
-    </w:p>
-    <w:p>
-      <w:pPr>
-        <w:pStyle w:val="Heading1"/>
-      </w:pPr>
-      <w:r>
-        <w:t>Topic 1 — Multi-AI-Agent Content Ideation and Digital Storyboarding</w:t>
-      </w:r>
-    </w:p>
-    <w:p>
-      <w:r>
-        <w:t>Slides 32–74. In this topic you will:</w:t>
-      </w:r>
-    </w:p>
-    <w:p>
-      <w:pPr>
-        <w:pStyle w:val="ListBullet"/>
-      </w:pPr>
-      <w:r>
-        <w:rPr>
-          <w:b w:val="0"/>
-        </w:rPr>
-        <w:t>Why a team of agents</w:t>
-      </w:r>
-    </w:p>
-    <w:p>
-      <w:pPr>
-        <w:pStyle w:val="ListBullet"/>
-      </w:pPr>
-      <w:r>
-        <w:rPr>
-          <w:b w:val="0"/>
-        </w:rPr>
-        <w:t>A home for the team; Horizon's public website</w:t>
-      </w:r>
-    </w:p>
-    <w:p>
-      <w:pPr>
-        <w:pStyle w:val="ListBullet"/>
-      </w:pPr>
-      <w:r>
-        <w:rPr>
-          <w:b w:val="0"/>
-        </w:rPr>
-        <w:t>Form the team: instructions, skills, connectors</w:t>
-      </w:r>
-    </w:p>
-    <w:p>
-      <w:pPr>
-        <w:pStyle w:val="ListBullet"/>
-      </w:pPr>
-      <w:r>
-        <w:rPr>
-          <w:b w:val="0"/>
-        </w:rPr>
-        <w:t>Campaign 1: research, ideas and a storyboard</w:t>
-      </w:r>
-    </w:p>
-    <w:p>
-      <w:pPr>
-        <w:pStyle w:val="Heading2"/>
-      </w:pPr>
-      <w:r>
-        <w:t>Key ideas for Lab 1</w:t>
       </w:r>
     </w:p>
     <w:p>

--- a/courseware_claude/LG-Multi AI Agents Workflow for Content Creation - Claude-v3.5.docx
+++ b/courseware_claude/LG-Multi AI Agents Workflow for Content Creation - Claude-v3.5.docx
@@ -4121,13 +4121,13 @@
         <w:rPr>
           <w:b/>
         </w:rPr>
-        <w:t>2023 · Chatbots</w:t>
-      </w:r>
-      <w:r>
-        <w:rPr>
-          <w:b w:val="0"/>
-        </w:rPr>
-        <w:t xml:space="preserve"> — ChatGPT goes mainstream; Anthropic launches Claude (March). The skill: prompt engineering.</w:t>
+        <w:t>2023 · Prompt Engineering</w:t>
+      </w:r>
+      <w:r>
+        <w:rPr>
+          <w:b w:val="0"/>
+        </w:rPr>
+        <w:t xml:space="preserve"> — ChatGPT goes mainstream; Anthropic launches Claude (March). Results depend on how you word the prompt.</w:t>
       </w:r>
     </w:p>
     <w:p>
@@ -4138,13 +4138,13 @@
         <w:rPr>
           <w:b/>
         </w:rPr>
-        <w:t>2024 · Tools and MCP</w:t>
-      </w:r>
-      <w:r>
-        <w:rPr>
-          <w:b w:val="0"/>
-        </w:rPr>
-        <w:t xml:space="preserve"> — Models call tools. Anthropic open-sources the Model Context Protocol (Nov). The skill: context engineering.</w:t>
+        <w:t>2024 · Context Engineering</w:t>
+      </w:r>
+      <w:r>
+        <w:rPr>
+          <w:b w:val="0"/>
+        </w:rPr>
+        <w:t xml:space="preserve"> — Models call tools. Anthropic open-sources the Model Context Protocol (Nov). Results depend on what the model can see.</w:t>
       </w:r>
     </w:p>
     <w:p>
@@ -4155,13 +4155,13 @@
         <w:rPr>
           <w:b/>
         </w:rPr>
-        <w:t>2025 · Agentic AI</w:t>
-      </w:r>
-      <w:r>
-        <w:rPr>
-          <w:b w:val="0"/>
-        </w:rPr>
-        <w:t xml:space="preserve"> — Claude Code and Codex: agents plan, act and check their own work. The skill: harness engineering.</w:t>
+        <w:t>2025 · Harness Engineering</w:t>
+      </w:r>
+      <w:r>
+        <w:rPr>
+          <w:b w:val="0"/>
+        </w:rPr>
+        <w:t xml:space="preserve"> — Claude Code and Codex: agents plan, act and check their own work. Results depend on the system around the model.</w:t>
       </w:r>
     </w:p>
     <w:p>
@@ -4172,7 +4172,7 @@
         <w:rPr>
           <w:b/>
         </w:rPr>
-        <w:t>2026 · Agent Teams</w:t>
+        <w:t>2026 · AI Agents</w:t>
       </w:r>
       <w:r>
         <w:rPr>

--- a/courseware_claude/LG-Multi AI Agents Workflow for Content Creation - Claude-v3.5.docx
+++ b/courseware_claude/LG-Multi AI Agents Workflow for Content Creation - Claude-v3.5.docx
@@ -4161,7 +4161,7 @@
         <w:rPr>
           <w:b w:val="0"/>
         </w:rPr>
-        <w:t xml:space="preserve"> — Claude Code and Codex: agents plan, act and check their own work. Results depend on the system around the model.</w:t>
+        <w:t xml:space="preserve"> — E.g. Claude Code and Codex. The system around the model gives rise to agentic AI: task-oriented agents that plan, act and check their work.</w:t>
       </w:r>
     </w:p>
     <w:p>
@@ -4178,12 +4178,12 @@
         <w:rPr>
           <w:b w:val="0"/>
         </w:rPr>
-        <w:t xml:space="preserve"> — Cowork merges into Claude; Claude Code agent teams — agents that share a task list and talk to each other.</w:t>
-      </w:r>
-    </w:p>
-    <w:p>
-      <w:r>
-        <w:t>From wording one prompt, to curating context, to engineering the whole system around the model — and now, teams of agents.</w:t>
+        <w:t xml:space="preserve"> — Always-on agents that work 24/7 on their own, e.g. OpenClaw and Hermes Agent; Claude Code agent teams talk to each other.</w:t>
+      </w:r>
+    </w:p>
+    <w:p>
+      <w:r>
+        <w:t>From wording one prompt, to curating context, to engineering the system around the model — and now, agents that work around the clock.</w:t>
       </w:r>
     </w:p>
     <w:p>

--- a/courseware_claude/LG-Multi AI Agents Workflow for Content Creation - Claude-v3.5.docx
+++ b/courseware_claude/LG-Multi AI Agents Workflow for Content Creation - Claude-v3.5.docx
@@ -2172,7 +2172,7 @@
         </w:rPr>
         <w:t>Lab 11 — Campaign 3: Newsletter and a Landing Page</w:t>
         <w:tab/>
-        <w:t>38</w:t>
+        <w:t>39</w:t>
       </w:r>
     </w:p>
     <w:p>
@@ -2226,7 +2226,7 @@
         </w:rPr>
         <w:t>Lab 12 — Campaign 4: The YouTube Explainer</w:t>
         <w:tab/>
-        <w:t>40</w:t>
+        <w:t>41</w:t>
       </w:r>
     </w:p>
     <w:p>
@@ -2280,7 +2280,7 @@
         </w:rPr>
         <w:t>Topic 4 — Content Distribution, Strategy Guidelines and Responsible AI Practices</w:t>
         <w:tab/>
-        <w:t>42</w:t>
+        <w:t>43</w:t>
       </w:r>
     </w:p>
     <w:p>
@@ -2298,7 +2298,7 @@
         </w:rPr>
         <w:t>Key ideas for Lab 13</w:t>
         <w:tab/>
-        <w:t>42</w:t>
+        <w:t>43</w:t>
       </w:r>
     </w:p>
     <w:p>
@@ -2316,7 +2316,7 @@
         </w:rPr>
         <w:t>From Skill to Schedule</w:t>
         <w:tab/>
-        <w:t>42</w:t>
+        <w:t>43</w:t>
       </w:r>
     </w:p>
     <w:p>
@@ -2370,7 +2370,7 @@
         </w:rPr>
         <w:t>Key ideas for Lab 14</w:t>
         <w:tab/>
-        <w:t>44</w:t>
+        <w:t>45</w:t>
       </w:r>
     </w:p>
     <w:p>
@@ -2388,7 +2388,7 @@
         </w:rPr>
         <w:t>Responsible AI in the Team</w:t>
         <w:tab/>
-        <w:t>44</w:t>
+        <w:t>45</w:t>
       </w:r>
     </w:p>
     <w:p>
@@ -2442,7 +2442,7 @@
         </w:rPr>
         <w:t>Key ideas for Lab 15</w:t>
         <w:tab/>
-        <w:t>46</w:t>
+        <w:t>47</w:t>
       </w:r>
     </w:p>
     <w:p>
@@ -2460,7 +2460,7 @@
         </w:rPr>
         <w:t>Subagents vs Agent Teams</w:t>
         <w:tab/>
-        <w:t>46</w:t>
+        <w:t>47</w:t>
       </w:r>
     </w:p>
     <w:p>
@@ -2478,7 +2478,7 @@
         </w:rPr>
         <w:t>A Team That Argues</w:t>
         <w:tab/>
-        <w:t>46</w:t>
+        <w:t>47</w:t>
       </w:r>
     </w:p>
     <w:p>
@@ -2532,7 +2532,7 @@
         </w:rPr>
         <w:t>Course Summary</w:t>
         <w:tab/>
-        <w:t>49</w:t>
+        <w:t>50</w:t>
       </w:r>
     </w:p>
     <w:p>
@@ -2550,7 +2550,7 @@
         </w:rPr>
         <w:t>How Each Pattern Is Triggered</w:t>
         <w:tab/>
-        <w:t>49</w:t>
+        <w:t>50</w:t>
       </w:r>
     </w:p>
     <w:p>
@@ -2604,7 +2604,7 @@
         </w:rPr>
         <w:t>Quick Command Reference</w:t>
         <w:tab/>
-        <w:t>50</w:t>
+        <w:t>51</w:t>
       </w:r>
     </w:p>
     <w:p>
@@ -2622,7 +2622,7 @@
         </w:rPr>
         <w:t>Support</w:t>
         <w:tab/>
-        <w:t>51</w:t>
+        <w:t>52</w:t>
       </w:r>
     </w:p>
     <w:p>
@@ -2640,7 +2640,7 @@
         </w:rPr>
         <w:t>Assessment flow</w:t>
         <w:tab/>
-        <w:t>51</w:t>
+        <w:t>52</w:t>
       </w:r>
       <w:r>
         <w:fldChar w:fldCharType="end"/>
@@ -12989,7 +12989,7 @@
     </w:p>
     <w:p>
       <w:r>
-        <w:t>Slides 98–136. In this topic you will:</w:t>
+        <w:t>Slides 98–137. In this topic you will:</w:t>
       </w:r>
     </w:p>
     <w:p>
@@ -14749,7 +14749,7 @@
         <w:rPr>
           <w:b w:val="0"/>
         </w:rPr>
-        <w:t xml:space="preserve"> two posts with images, reviewed, approved by you and posted (or dry-run) — shown as artifacts, with a Word copy of each</w:t>
+        <w:t xml:space="preserve"> two posts with images, reviewed, approved by you and posted by you (or, optionally, through the API) — shown as artifacts, with a Word copy of each</w:t>
       </w:r>
     </w:p>
     <w:p>
@@ -14801,7 +14801,7 @@
         <w:rPr>
           <w:b w:val="0"/>
         </w:rPr>
-        <w:t xml:space="preserve"> 115–120</w:t>
+        <w:t xml:space="preserve"> 115–121</w:t>
       </w:r>
     </w:p>
     <w:p>
@@ -14946,7 +14946,7 @@
         <w:rPr>
           <w:b w:val="0"/>
         </w:rPr>
-        <w:t xml:space="preserve"> — Review in the artifact (or open the review email and click its link). Click Approve or Request changes, then paste the copied line into the chat.</w:t>
+        <w:t xml:space="preserve"> — Review in the artifact (or open the review email and click its link). Click Approve or Request changes on each post, then Copy in the bottom bar and paste into the chat.</w:t>
       </w:r>
     </w:p>
     <w:p>
@@ -14957,13 +14957,47 @@
         <w:rPr>
           <w:b/>
         </w:rPr>
-        <w:t>Publish</w:t>
-      </w:r>
-      <w:r>
-        <w:rPr>
-          <w:b w:val="0"/>
-        </w:rPr>
-        <w:t xml:space="preserve"> — After you have approved the posts, copy and paste Prompt B. A dry run first; real posting only if your accounts are connected.</w:t>
+        <w:t>Get ready to post</w:t>
+      </w:r>
+      <w:r>
+        <w:rPr>
+          <w:b w:val="0"/>
+        </w:rPr>
+        <w:t xml:space="preserve"> — After you have approved the posts, copy and paste Prompt B. Each post appears with a Copy button for its text, and the folder with the two images opens on your computer.</w:t>
+      </w:r>
+    </w:p>
+    <w:p>
+      <w:pPr>
+        <w:pStyle w:val="ListNumber"/>
+      </w:pPr>
+      <w:r>
+        <w:rPr>
+          <w:b/>
+        </w:rPr>
+        <w:t>Post it yourself</w:t>
+      </w:r>
+      <w:r>
+        <w:rPr>
+          <w:b w:val="0"/>
+        </w:rPr>
+        <w:t xml:space="preserve"> — Paste the text, add the image, Post — on LinkedIn and a test Facebook Page. Or stop at the preview.</w:t>
+      </w:r>
+    </w:p>
+    <w:p>
+      <w:pPr>
+        <w:pStyle w:val="ListNumber"/>
+      </w:pPr>
+      <w:r>
+        <w:rPr>
+          <w:b/>
+        </w:rPr>
+        <w:t>Optional: post via the API</w:t>
+      </w:r>
+      <w:r>
+        <w:rPr>
+          <w:b w:val="0"/>
+        </w:rPr>
+        <w:t xml:space="preserve"> — Connect test accounts (connect-accounts.pdf). Dry run, then say go — not for posts you posted by hand.</w:t>
       </w:r>
     </w:p>
     <w:p>
@@ -15005,7 +15039,7 @@
         <w:rPr>
           <w:sz w:val="21"/>
         </w:rPr>
-        <w:t>- creative-designer: one image per post (a rendered card in Horizon colours) with alt text; message the creator for each post's hook before designing.</w:t>
+        <w:t>- creative-designer: one image per post (a rendered card in Horizon colours: LinkedIn 1200 x 627, Facebook 1080 x 1080) with alt text; message the creator for each post's hook before designing. Save each as a PNG beside its post and fill in the post's image and alt lines.</w:t>
       </w:r>
       <w:r>
         <w:br/>
@@ -15014,15 +15048,15 @@
         <w:rPr>
           <w:sz w:val="21"/>
         </w:rPr>
-        <w:t>- You: fact-check and fin-compliance on every post; message fixes to the teammate who owns it. Before you start, ask me how I will review: in the artifact, or by email (then ask for the approver's address). When a post passes, submit it for review with scripts/submit.mjs. Publish the two posts as an artifact, each as it will look in the feed, with its image and alt text; under each post put an Approve button and a Request changes box that copy the exact line for me to paste in the chat. If I chose email, send ONE review email to the approver with Gmail: the artifact link and what passed the checks. Send nothing else; publish nothing. Write for a business owner, in plain English: no codes, IDs, file names or line numbers; start with what it means and what I do next. Save a Word copy (.docx) of each result.</w:t>
-      </w:r>
-    </w:p>
-    <w:p>
-      <w:r>
-        <w:rPr>
-          <w:b/>
-        </w:rPr>
-        <w:t>PROMPT B — Claude Code: publish</w:t>
+        <w:t>- You: fact-check and fin-compliance on every post and image; message fixes to the teammate who owns it. Before you start, ask me how I will review: in the artifact, or by email (then ask for the approver's address). When a post passes, submit it for review with scripts/submit.mjs. Publish the two posts as an artifact, each as it will look in the feed, with its image and alt text; under each post put two working buttons (JavaScript): Approve turns the card green; Request changes opens a box for my note. A bar at the bottom asks my name once, builds the exact lines to paste in the chat ("approved &lt;id&gt; by &lt;name&gt;", "changes &lt;id&gt;: &lt;note&gt;") and has a Copy button that says "Copied - now paste it in the chat". Keep the lines on screen in case copying is blocked. If I chose email, send ONE review email to the approver with Gmail: the artifact link and what passed the checks. Send nothing else; publish nothing. Write for a business owner, in plain English: no codes, IDs, file names or line numbers; start with what it means and what I do next. Save a Word copy (.docx) of each result.</w:t>
+      </w:r>
+    </w:p>
+    <w:p>
+      <w:r>
+        <w:rPr>
+          <w:b/>
+        </w:rPr>
+        <w:t>PROMPT B — Claude Code: ready to post</w:t>
       </w:r>
     </w:p>
     <w:p>
@@ -15038,7 +15072,7 @@
         <w:rPr>
           <w:sz w:val="21"/>
         </w:rPr>
-        <w:t>For every Week 1 post approved in review/approvals.csv, do a dry run of publishing it (scripts/publish.mjs) and publish each request as an artifact: one card per post with channel, time and link. Wait for me to say "go" before anything goes live.</w:t>
+        <w:t>For each Week 1 post approved in review/approvals.csv, publish a "ready to post" artifact: the post text with a Copy button, its image, and the steps to post it by hand on LinkedIn or our Facebook Page. Then open the folder with the two images on my computer. Publish nothing yourself. Write for a business owner, in plain English: no codes, IDs, file names or line numbers; start with what it means and what I do next. Save a Word copy (.docx) of each result.</w:t>
       </w:r>
     </w:p>
     <w:p>
@@ -15136,7 +15170,7 @@
         <w:rPr>
           <w:b w:val="0"/>
         </w:rPr>
-        <w:t>☐  Two posts with images, alt text, frontmatter and UTM links.</w:t>
+        <w:t>☐  Two posts with images from the designer, alt text and UTM links.</w:t>
       </w:r>
     </w:p>
     <w:p>
@@ -15158,7 +15192,7 @@
         <w:rPr>
           <w:b w:val="0"/>
         </w:rPr>
-        <w:t>☐  Dry runs printed every request; nothing went live unless you said go.</w:t>
+        <w:t>☐  You posted the approved text and image yourself (or, optionally, through the API after you said go).</w:t>
       </w:r>
     </w:p>
     <w:p>
@@ -15514,7 +15548,7 @@
         <w:rPr>
           <w:b w:val="0"/>
         </w:rPr>
-        <w:t xml:space="preserve"> 123–128</w:t>
+        <w:t xml:space="preserve"> 124–129</w:t>
       </w:r>
     </w:p>
     <w:p>
@@ -15608,7 +15642,7 @@
         <w:rPr>
           <w:b w:val="0"/>
         </w:rPr>
-        <w:t xml:space="preserve"> — Review the issue in the artifact (or open the review email and click its link). Click Approve or Request changes, then paste the copied line into the chat.</w:t>
+        <w:t xml:space="preserve"> — Review the issue in the artifact (or the review email's link). Click Approve or Request changes, then Copy and paste into the chat.</w:t>
       </w:r>
     </w:p>
     <w:p>
@@ -15736,7 +15770,7 @@
         <w:rPr>
           <w:sz w:val="21"/>
         </w:rPr>
-        <w:t>- growth-analyst: recipients.csv and excluded.csv from data/subscribers.csv. Before you start, ask me how I will review: in the artifact, or by email (then ask for the approver's address). You check everything, then submit nl-2026-11 and publish the issue as an artifact, laid out as the email, with the counts of recipients and excluded, an Approve button and a Request changes box that copy the exact line for me to paste in the chat. If I chose email, send ONE review email to the approver with Gmail: the artifact link and what passed the checks. Only after I approve, build newsletter.html and .txt and publish the page as an artifact. Write for a business owner, in plain English: no codes, IDs, file names or line numbers; start with what it means and what I do next. Save a Word copy (.docx) of each result.</w:t>
+        <w:t>- growth-analyst: recipients.csv and excluded.csv from data/subscribers.csv. Before you start, ask me how I will review: in the artifact, or by email (then ask for the approver's address). You check everything, then submit nl-2026-11 and publish the issue as an artifact, laid out as the email, with the counts of recipients and excluded, and two working buttons (JavaScript): Approve turns the page green; Request changes opens a box for my note. A bar at the bottom asks my name once, builds the exact line to paste in the chat ("approved &lt;id&gt; by &lt;name&gt;" or "changes &lt;id&gt;: &lt;note&gt;") and has a Copy button that says "Copied - now paste it in the chat". Keep the line on screen in case copying is blocked. If I chose email, send ONE review email to the approver with Gmail: the artifact link and what passed the checks. Only after I approve, build newsletter.html and .txt and publish the page as an artifact. Write for a business owner, in plain English: no codes, IDs, file names or line numbers; start with what it means and what I do next. Save a Word copy (.docx) of each result.</w:t>
       </w:r>
     </w:p>
     <w:p>
@@ -16106,7 +16140,7 @@
         <w:rPr>
           <w:b w:val="0"/>
         </w:rPr>
-        <w:t xml:space="preserve"> 130–135</w:t>
+        <w:t xml:space="preserve"> 131–136</w:t>
       </w:r>
     </w:p>
     <w:p>
@@ -16616,7 +16650,7 @@
     </w:p>
     <w:p>
       <w:r>
-        <w:t>Slides 137–172. In this topic you will:</w:t>
+        <w:t>Slides 138–173. In this topic you will:</w:t>
       </w:r>
     </w:p>
     <w:p>
@@ -16944,7 +16978,7 @@
         <w:rPr>
           <w:b w:val="0"/>
         </w:rPr>
-        <w:t xml:space="preserve"> 140–145</w:t>
+        <w:t xml:space="preserve"> 141–146</w:t>
       </w:r>
     </w:p>
     <w:p>
@@ -17836,7 +17870,7 @@
         <w:rPr>
           <w:b w:val="0"/>
         </w:rPr>
-        <w:t xml:space="preserve"> 148–153</w:t>
+        <w:t xml:space="preserve"> 149–154</w:t>
       </w:r>
     </w:p>
     <w:p>
@@ -18549,7 +18583,7 @@
         <w:rPr>
           <w:b w:val="0"/>
         </w:rPr>
-        <w:t xml:space="preserve"> 157–163</w:t>
+        <w:t xml:space="preserve"> 158–164</w:t>
       </w:r>
     </w:p>
     <w:p>

--- a/courseware_claude/LG-Multi AI Agents Workflow for Content Creation - Claude-v3.5.docx
+++ b/courseware_claude/LG-Multi AI Agents Workflow for Content Creation - Claude-v3.5.docx
@@ -14912,7 +14912,7 @@
         <w:rPr>
           <w:b w:val="0"/>
         </w:rPr>
-        <w:t xml:space="preserve"> — Copy and paste Prompt A. Teammates appear in the panel; ↑ ↓ and Enter open one; Ctrl+T shows the task list.</w:t>
+        <w:t xml:space="preserve"> — Copy and paste Prompt A. The Lead starts two teammates and tells you as each one starts and finishes.</w:t>
       </w:r>
     </w:p>
     <w:p>
@@ -14929,7 +14929,7 @@
         <w:rPr>
           <w:b w:val="0"/>
         </w:rPr>
-        <w:t xml:space="preserve"> — The designer asks the creator for each post's hook; the Lead sends fixes back.</w:t>
+        <w:t xml:space="preserve"> — The review page opens with a Team chat: the designer asking the creator for each hook, and the Lead's fixes.</w:t>
       </w:r>
     </w:p>
     <w:p>
@@ -15048,7 +15048,7 @@
         <w:rPr>
           <w:sz w:val="21"/>
         </w:rPr>
-        <w:t>- You: fact-check and fin-compliance on every post and image; message fixes to the teammate who owns it. Before you start, ask me how I will review: in the artifact, or by email (then ask for the approver's address). When a post passes, submit it for review with scripts/submit.mjs. Publish the two posts as an artifact, each as it will look in the feed, with its image and alt text; under each post put two working buttons (JavaScript): Approve turns the card green; Request changes opens a box for my note. A bar at the bottom asks my name once, builds the exact lines to paste in the chat ("approved &lt;id&gt; by &lt;name&gt;", "changes &lt;id&gt;: &lt;note&gt;") and has a Copy button that says "Copied - now paste it in the chat". Keep the lines on screen in case copying is blocked. If I chose email, send ONE review email to the approver with Gmail: the artifact link and what passed the checks. Send nothing else; publish nothing. Write for a business owner, in plain English: no codes, IDs, file names or line numbers; start with what it means and what I do next. Save a Word copy (.docx) of each result.</w:t>
+        <w:t>- You: fact-check and fin-compliance on every post and image; message fixes to the teammate who owns it. Before you start, ask me how I will review: in the artifact, or by email (then ask for the approver's address). When a post passes, submit it for review with scripts/submit.mjs. Publish the two posts as an artifact. At the top, a Team chat: the messages the teammates and you sent each other, in order, each with who sent it. Then each post as it will look in the feed, with its image and alt text; under each post put two working buttons (JavaScript): Approve turns the card green; Request changes opens a box for my note. A bar at the bottom asks my name once, builds the exact lines to paste in the chat ("approved &lt;id&gt; by &lt;name&gt;", "changes &lt;id&gt;: &lt;note&gt;") and has a Copy button that says "Copied - now paste it in the chat". Keep the lines on screen in case copying is blocked. If I chose email, send ONE review email to the approver with Gmail: the artifact link and what passed the checks. Send nothing else; publish nothing. Write for a business owner, in plain English: no codes, IDs, file names or line numbers; start with what it means and what I do next. Save a Word copy (.docx) of each result.</w:t>
       </w:r>
     </w:p>
     <w:p>
@@ -15148,7 +15148,7 @@
         <w:rPr>
           <w:b w:val="0"/>
         </w:rPr>
-        <w:t>☐  Two teammates ran; the task list showed their tasks.</w:t>
+        <w:t>☐  Two teammates ran; the Lead said when each started and finished.</w:t>
       </w:r>
     </w:p>
     <w:p>
@@ -15159,7 +15159,7 @@
         <w:rPr>
           <w:b w:val="0"/>
         </w:rPr>
-        <w:t>☐  The designer and the creator messaged each other.</w:t>
+        <w:t>☐  The Team chat shows the designer and the creator messaging each other.</w:t>
       </w:r>
     </w:p>
     <w:p>
@@ -15217,7 +15217,7 @@
         <w:rPr>
           <w:b w:val="0"/>
         </w:rPr>
-        <w:t xml:space="preserve"> — Start a new session in your studio folder and ask for "an agent team" by name.</w:t>
+        <w:t xml:space="preserve"> — Check you are in the current horizon-studio folder from the course, start a new session and ask for "an agent team" by name.</w:t>
       </w:r>
     </w:p>
     <w:p>
@@ -18660,7 +18660,7 @@
         <w:rPr>
           <w:b w:val="0"/>
         </w:rPr>
-        <w:t xml:space="preserve"> — Copy and paste Prompt A. The advocate and the critic message each other; Ctrl+T shows the task list.</w:t>
+        <w:t xml:space="preserve"> — Copy and paste Prompt A. The advocate and the critic message each other; the decision page shows their debate.</w:t>
       </w:r>
     </w:p>
     <w:p>
@@ -18806,7 +18806,7 @@
         <w:rPr>
           <w:sz w:val="21"/>
         </w:rPr>
-        <w:t>- You: write strategy/turning-55-decision.md with the pros, the cons, your verdict (go / go with conditions / no-go) and the conditions. Publish the decision as an artifact with the verdict on top, the pros and cons in two columns, and what I do next. Then wait for my decision. Write for a business owner, in plain English: no codes, IDs, file names or line numbers; start with what it means and what I do next. Save a Word copy (.docx) of each result.</w:t>
+        <w:t>- You: write strategy/turning-55-decision.md with the pros, the cons, your verdict (go / go with conditions / no-go) and the conditions. Publish the decision as an artifact with the verdict on top, the pros and cons in two columns, the debate (the messages the advocate and critic sent each other, in order) and what I do next. Then wait for my decision. Write for a business owner, in plain English: no codes, IDs, file names or line numbers; start with what it means and what I do next. Save a Word copy (.docx) of each result.</w:t>
       </w:r>
     </w:p>
     <w:p>

--- a/courseware_claude/LG-Multi AI Agents Workflow for Content Creation - Claude-v3.5.docx
+++ b/courseware_claude/LG-Multi AI Agents Workflow for Content Creation - Claude-v3.5.docx
@@ -2118,7 +2118,7 @@
         </w:rPr>
         <w:t>Key ideas for Lab 11</w:t>
         <w:tab/>
-        <w:t>38</w:t>
+        <w:t>39</w:t>
       </w:r>
     </w:p>
     <w:p>
@@ -2136,7 +2136,7 @@
         </w:rPr>
         <w:t>Campaign 3: Newsletter + Landing Page</w:t>
         <w:tab/>
-        <w:t>38</w:t>
+        <w:t>39</w:t>
       </w:r>
     </w:p>
     <w:p>
@@ -2154,7 +2154,7 @@
         </w:rPr>
         <w:t>Consent Decides Who Gets Mail</w:t>
         <w:tab/>
-        <w:t>38</w:t>
+        <w:t>39</w:t>
       </w:r>
     </w:p>
     <w:p>
@@ -2190,7 +2190,7 @@
         </w:rPr>
         <w:t>Key ideas for Lab 12</w:t>
         <w:tab/>
-        <w:t>40</w:t>
+        <w:t>41</w:t>
       </w:r>
     </w:p>
     <w:p>
@@ -2208,7 +2208,7 @@
         </w:rPr>
         <w:t>Campaign 4: The YouTube Explainer</w:t>
         <w:tab/>
-        <w:t>40</w:t>
+        <w:t>41</w:t>
       </w:r>
     </w:p>
     <w:p>
@@ -2244,7 +2244,7 @@
         </w:rPr>
         <w:t>Topic 3 recap</w:t>
         <w:tab/>
-        <w:t>42</w:t>
+        <w:t>43</w:t>
       </w:r>
     </w:p>
     <w:p>
@@ -2262,7 +2262,7 @@
         </w:rPr>
         <w:t>Where You Are Now</w:t>
         <w:tab/>
-        <w:t>42</w:t>
+        <w:t>43</w:t>
       </w:r>
     </w:p>
     <w:p>
@@ -2298,7 +2298,7 @@
         </w:rPr>
         <w:t>Key ideas for Lab 13</w:t>
         <w:tab/>
-        <w:t>43</w:t>
+        <w:t>44</w:t>
       </w:r>
     </w:p>
     <w:p>
@@ -2316,7 +2316,7 @@
         </w:rPr>
         <w:t>From Skill to Schedule</w:t>
         <w:tab/>
-        <w:t>43</w:t>
+        <w:t>44</w:t>
       </w:r>
     </w:p>
     <w:p>
@@ -2334,7 +2334,7 @@
         </w:rPr>
         <w:t>Automate the Preparation, Not the Decision</w:t>
         <w:tab/>
-        <w:t>43</w:t>
+        <w:t>44</w:t>
       </w:r>
     </w:p>
     <w:p>
@@ -2352,7 +2352,7 @@
         </w:rPr>
         <w:t>Lab 13 — Campaign 5: Always On — the Weekly Growth Report</w:t>
         <w:tab/>
-        <w:t>43</w:t>
+        <w:t>44</w:t>
       </w:r>
     </w:p>
     <w:p>
@@ -2406,7 +2406,7 @@
         </w:rPr>
         <w:t>Measure What Matters</w:t>
         <w:tab/>
-        <w:t>45</w:t>
+        <w:t>46</w:t>
       </w:r>
     </w:p>
     <w:p>
@@ -2424,7 +2424,7 @@
         </w:rPr>
         <w:t>Lab 14 — Measure, Govern and Write the Team Playbook</w:t>
         <w:tab/>
-        <w:t>45</w:t>
+        <w:t>46</w:t>
       </w:r>
     </w:p>
     <w:p>
@@ -2478,7 +2478,7 @@
         </w:rPr>
         <w:t>A Team That Argues</w:t>
         <w:tab/>
-        <w:t>47</w:t>
+        <w:t>48</w:t>
       </w:r>
     </w:p>
     <w:p>
@@ -2496,7 +2496,7 @@
         </w:rPr>
         <w:t>The QA Loop</w:t>
         <w:tab/>
-        <w:t>47</w:t>
+        <w:t>48</w:t>
       </w:r>
     </w:p>
     <w:p>
@@ -2514,7 +2514,7 @@
         </w:rPr>
         <w:t>Lab 15 — Agent Teams: A Strategy Debate and a QA Loop</w:t>
         <w:tab/>
-        <w:t>47</w:t>
+        <w:t>48</w:t>
       </w:r>
     </w:p>
     <w:p>
@@ -2568,7 +2568,7 @@
         </w:rPr>
         <w:t>Horizon: One Team, Five Campaigns</w:t>
         <w:tab/>
-        <w:t>50</w:t>
+        <w:t>51</w:t>
       </w:r>
     </w:p>
     <w:p>
@@ -2586,7 +2586,7 @@
         </w:rPr>
         <w:t>Practice Exam: Claude Certified Associate</w:t>
         <w:tab/>
-        <w:t>50</w:t>
+        <w:t>51</w:t>
       </w:r>
     </w:p>
     <w:p>
@@ -2604,7 +2604,7 @@
         </w:rPr>
         <w:t>Quick Command Reference</w:t>
         <w:tab/>
-        <w:t>51</w:t>
+        <w:t>52</w:t>
       </w:r>
     </w:p>
     <w:p>
@@ -6307,7 +6307,7 @@
         <w:rPr>
           <w:b w:val="0"/>
         </w:rPr>
-        <w:t xml:space="preserve"> Before anyone builds a team, the team needs a home: one folder of shared facts and rules, your own copy of Horizon's website to work on, and the one public link every post points to.</w:t>
+        <w:t xml:space="preserve"> Before anyone builds a team, the team needs a home: one folder of shared facts and rules, and your own copy of Horizon's website — the one every post links to.</w:t>
       </w:r>
     </w:p>
     <w:p>
@@ -6321,7 +6321,7 @@
         <w:rPr>
           <w:b w:val="0"/>
         </w:rPr>
-        <w:t xml:space="preserve"> horizon-studio/ with CLAUDE.md, the shared data, a local copy of the site, and the public site link in the charter</w:t>
+        <w:t xml:space="preserve"> horizon-studio/ with CLAUDE.md, the shared data, and your own copy of the site running at http://localhost:8080/</w:t>
       </w:r>
     </w:p>
     <w:p>
@@ -6340,7 +6340,7 @@
         <w:rPr>
           <w:b/>
         </w:rPr>
-        <w:t>Public site (the link in every post):</w:t>
+        <w:t>Your website (the link in every post):</w:t>
       </w:r>
       <w:r>
         <w:rPr>
@@ -6349,6 +6349,32 @@
         <w:t xml:space="preserve"> </w:t>
       </w:r>
       <w:hyperlink r:id="rId12">
+        <w:r>
+          <w:rPr>
+            <w:color w:val="0563C1"/>
+            <w:u w:val="single"/>
+          </w:rPr>
+          <w:t>http://localhost:8080/</w:t>
+        </w:r>
+      </w:hyperlink>
+    </w:p>
+    <w:p>
+      <w:pPr>
+        <w:pStyle w:val="ListBullet"/>
+      </w:pPr>
+      <w:r>
+        <w:rPr>
+          <w:b/>
+        </w:rPr>
+        <w:t>Public site (to look at only):</w:t>
+      </w:r>
+      <w:r>
+        <w:rPr>
+          <w:b w:val="0"/>
+        </w:rPr>
+        <w:t xml:space="preserve"> </w:t>
+      </w:r>
+      <w:hyperlink r:id="rId13">
         <w:r>
           <w:rPr>
             <w:color w:val="0563C1"/>
@@ -6563,7 +6589,7 @@
         </w:rPr>
         <w:t xml:space="preserve">Copy the prompts: </w:t>
       </w:r>
-      <w:hyperlink r:id="rId13">
+      <w:hyperlink r:id="rId14">
         <w:r>
           <w:rPr>
             <w:color w:val="0563C1"/>
@@ -6667,7 +6693,7 @@
         <w:rPr>
           <w:b w:val="0"/>
         </w:rPr>
-        <w:t xml:space="preserve"> — Ask: "Open web/site/index.html in my web browser." This is your own copy of Horizon's website; Labs 8 and 9 add to it, and the public site never changes. Check the calculator shows S$693,138.</w:t>
+        <w:t xml:space="preserve"> — Ask: "Start my website." It opens at http://localhost:8080/ — your own copy of Horizon's website; Labs 8 and 9 add to it, and every post links to it. Check the calculator shows S$693,138.</w:t>
       </w:r>
     </w:p>
     <w:p>
@@ -6724,7 +6750,7 @@
         <w:rPr>
           <w:sz w:val="21"/>
         </w:rPr>
-        <w:t>- Our copy of the site, which we edit and preview:</w:t>
+        <w:t>- Our copy of the site, which we edit: web/site/. "Start my website" runs scripts/serve-site.mjs in the background and opens http://localhost:8080/</w:t>
       </w:r>
       <w:r>
         <w:br/>
@@ -6733,16 +6759,7 @@
         <w:rPr>
           <w:sz w:val="21"/>
         </w:rPr>
-        <w:t xml:space="preserve">  web/site/index.html</w:t>
-      </w:r>
-      <w:r>
-        <w:br/>
-      </w:r>
-      <w:r>
-        <w:rPr>
-          <w:sz w:val="21"/>
-        </w:rPr>
-        <w:t>- Public site, the link every post points to (it never changes): https://tertiarycourses.github.io/TGS-2023036153-Multi-AI-Agents-Workflow-for-Content-Creation/</w:t>
+        <w:t>- Every post links to http://localhost:8080/ with UTM tags, never to a claude.ai artifact link.</w:t>
       </w:r>
     </w:p>
     <w:p>
@@ -6805,7 +6822,7 @@
         <w:rPr>
           <w:b w:val="0"/>
         </w:rPr>
-        <w:t>☐  CLAUDE.md names your copy of the site and the public link every post points to.</w:t>
+        <w:t>☐  CLAUDE.md names your copy of the site and the link every post points to.</w:t>
       </w:r>
     </w:p>
     <w:p>
@@ -6816,7 +6833,7 @@
         <w:rPr>
           <w:b w:val="0"/>
         </w:rPr>
-        <w:t>☐  Your own copy of the website opens in your browser; the calculator shows S$693,138.</w:t>
+        <w:t>☐  Your website opens at http://localhost:8080/; the calculator shows S$693,138.</w:t>
       </w:r>
     </w:p>
     <w:p>
@@ -6841,7 +6858,7 @@
         <w:rPr>
           <w:b w:val="0"/>
         </w:rPr>
-        <w:t xml:space="preserve"> — In your horizon-studio folder, open web/site and double-click index.html.</w:t>
+        <w:t xml:space="preserve"> — Say: "Start my website again." If the page still does not load, say: "Open web/site/index.html in my web browser."</w:t>
       </w:r>
     </w:p>
     <w:p>
@@ -7356,7 +7373,7 @@
         </w:rPr>
         <w:t xml:space="preserve">Copy the prompts: </w:t>
       </w:r>
-      <w:hyperlink r:id="rId14">
+      <w:hyperlink r:id="rId15">
         <w:r>
           <w:rPr>
             <w:color w:val="0563C1"/>
@@ -8303,7 +8320,7 @@
         </w:rPr>
         <w:t xml:space="preserve">Copy the prompts: </w:t>
       </w:r>
-      <w:hyperlink r:id="rId15">
+      <w:hyperlink r:id="rId16">
         <w:r>
           <w:rPr>
             <w:color w:val="0563C1"/>
@@ -9179,7 +9196,7 @@
         </w:rPr>
         <w:t xml:space="preserve">Copy the prompts: </w:t>
       </w:r>
-      <w:hyperlink r:id="rId16">
+      <w:hyperlink r:id="rId17">
         <w:r>
           <w:rPr>
             <w:color w:val="0563C1"/>
@@ -10301,7 +10318,7 @@
         </w:rPr>
         <w:t xml:space="preserve">Copy the prompts: </w:t>
       </w:r>
-      <w:hyperlink r:id="rId17">
+      <w:hyperlink r:id="rId18">
         <w:r>
           <w:rPr>
             <w:color w:val="0563C1"/>
@@ -11389,7 +11406,7 @@
         </w:rPr>
         <w:t xml:space="preserve">Copy the prompts: </w:t>
       </w:r>
-      <w:hyperlink r:id="rId18">
+      <w:hyperlink r:id="rId19">
         <w:r>
           <w:rPr>
             <w:color w:val="0563C1"/>
@@ -11974,7 +11991,7 @@
         </w:rPr>
         <w:t xml:space="preserve">Copy the prompts: </w:t>
       </w:r>
-      <w:hyperlink r:id="rId19">
+      <w:hyperlink r:id="rId20">
         <w:r>
           <w:rPr>
             <w:color w:val="0563C1"/>
@@ -12513,7 +12530,7 @@
         </w:rPr>
         <w:t xml:space="preserve">Copy the prompts: </w:t>
       </w:r>
-      <w:hyperlink r:id="rId20">
+      <w:hyperlink r:id="rId21">
         <w:r>
           <w:rPr>
             <w:color w:val="0563C1"/>
@@ -12643,7 +12660,7 @@
         <w:rPr>
           <w:sz w:val="21"/>
         </w:rPr>
-        <w:t>4. Add it to the blog in web/site/index.html as one new post, built like the posts already there. Change nothing else on the site. Then open web/site/index.html in my web browser. Write for a business owner, in plain English. Save a Word copy (.docx) of the article.</w:t>
+        <w:t>4. Add it to the blog in web/site/index.html as one new post, built like the posts already there. Change nothing else on the site. Then start my website if it is not running, and open it. Write for a business owner, in plain English. Save a Word copy (.docx) of the article.</w:t>
       </w:r>
     </w:p>
     <w:p>
@@ -12805,7 +12822,7 @@
         <w:rPr>
           <w:b w:val="0"/>
         </w:rPr>
-        <w:t xml:space="preserve"> — Refresh the browser page. Or say: "open web/site/index.html in my browser again".</w:t>
+        <w:t xml:space="preserve"> — Refresh the browser page. Or say: "open my website again".</w:t>
       </w:r>
     </w:p>
     <w:p>
@@ -12822,7 +12839,7 @@
         <w:rPr>
           <w:b w:val="0"/>
         </w:rPr>
-        <w:t xml:space="preserve"> — In your horizon-studio folder, open web/site and double-click index.html.</w:t>
+        <w:t xml:space="preserve"> — Say: "Start my website again."</w:t>
       </w:r>
     </w:p>
     <w:p>
@@ -12989,7 +13006,7 @@
     </w:p>
     <w:p>
       <w:r>
-        <w:t>Slides 98–137. In this topic you will:</w:t>
+        <w:t>Slides 98–138. In this topic you will:</w:t>
       </w:r>
     </w:p>
     <w:p>
@@ -13288,7 +13305,7 @@
         </w:rPr>
         <w:t xml:space="preserve">Copy the prompts: </w:t>
       </w:r>
-      <w:hyperlink r:id="rId21">
+      <w:hyperlink r:id="rId22">
         <w:r>
           <w:rPr>
             <w:color w:val="0563C1"/>
@@ -13497,7 +13514,7 @@
         <w:rPr>
           <w:sz w:val="21"/>
         </w:rPr>
-        <w:t>the title and promise, what's inside, and an email box with a required consent tick box. Once a valid email is entered, show the ten items as tick boxes and a "Print or save as PDF" button. Add "Free checklist" to the menu. Change nothing else on the site. Then open web/site/index.html in my web browser.</w:t>
+        <w:t>the title and promise, what's inside, and an email box with a required consent tick box. Once a valid email is entered, show the ten items as tick boxes and a "Print or save as PDF" button. Add "Free checklist" to the menu. Change nothing else on the site. Then start my website if it is not running, and open it.</w:t>
       </w:r>
     </w:p>
     <w:p>
@@ -14801,7 +14818,7 @@
         <w:rPr>
           <w:b w:val="0"/>
         </w:rPr>
-        <w:t xml:space="preserve"> 115–121</w:t>
+        <w:t xml:space="preserve"> 115–122</w:t>
       </w:r>
     </w:p>
     <w:p>
@@ -14825,7 +14842,7 @@
         </w:rPr>
         <w:t xml:space="preserve">Copy the prompts: </w:t>
       </w:r>
-      <w:hyperlink r:id="rId22">
+      <w:hyperlink r:id="rId23">
         <w:r>
           <w:rPr>
             <w:color w:val="0563C1"/>
@@ -14872,13 +14889,13 @@
         <w:rPr>
           <w:b/>
         </w:rPr>
-        <w:t>The gate is on</w:t>
-      </w:r>
-      <w:r>
-        <w:rPr>
-          <w:b w:val="0"/>
-        </w:rPr>
-        <w:t xml:space="preserve"> — Your studio folder came with the approval gate and agent teams switched on — nothing to install.</w:t>
+        <w:t>Get the latest kit</w:t>
+      </w:r>
+      <w:r>
+        <w:rPr>
+          <w:b w:val="0"/>
+        </w:rPr>
+        <w:t xml:space="preserve"> — Copy and paste Prompt A. Claude downloads the newest course files into your folder and starts your website. Your own work stays as it is.</w:t>
       </w:r>
     </w:p>
     <w:p>
@@ -14912,7 +14929,7 @@
         <w:rPr>
           <w:b w:val="0"/>
         </w:rPr>
-        <w:t xml:space="preserve"> — Copy and paste Prompt A. The Lead starts two teammates and tells you as each one starts and finishes.</w:t>
+        <w:t xml:space="preserve"> — After Claude says the kit is up to date, copy and paste Prompt B. The Lead starts two teammates and tells you as each one starts and finishes.</w:t>
       </w:r>
     </w:p>
     <w:p>
@@ -14963,7 +14980,7 @@
         <w:rPr>
           <w:b w:val="0"/>
         </w:rPr>
-        <w:t xml:space="preserve"> — After you have approved the posts, copy and paste Prompt B. Each post appears with a Copy button for its text, and the folder with the two images opens on your computer.</w:t>
+        <w:t xml:space="preserve"> — After you have approved the posts, copy and paste Prompt C. Each post appears with a Copy button for its text, and the folder with the two images opens on your computer.</w:t>
       </w:r>
     </w:p>
     <w:p>
@@ -14991,21 +15008,21 @@
         <w:rPr>
           <w:b/>
         </w:rPr>
-        <w:t>Optional: post via the API</w:t>
-      </w:r>
-      <w:r>
-        <w:rPr>
-          <w:b w:val="0"/>
-        </w:rPr>
-        <w:t xml:space="preserve"> — Connect test accounts (connect-accounts.pdf). Dry run, then say go — not for posts you posted by hand.</w:t>
-      </w:r>
-    </w:p>
-    <w:p>
-      <w:r>
-        <w:rPr>
-          <w:b/>
-        </w:rPr>
-        <w:t>PROMPT A — Claude Code: the social team</w:t>
+        <w:t>Optional: post through the apps</w:t>
+      </w:r>
+      <w:r>
+        <w:rPr>
+          <w:b w:val="0"/>
+        </w:rPr>
+        <w:t xml:space="preserve"> — Follow "Optional: post through LinkedIn and Facebook" in this lab's README.</w:t>
+      </w:r>
+    </w:p>
+    <w:p>
+      <w:r>
+        <w:rPr>
+          <w:b/>
+        </w:rPr>
+        <w:t>PROMPT A — Claude Code: get the latest kit</w:t>
       </w:r>
     </w:p>
     <w:p>
@@ -15021,7 +15038,7 @@
         <w:rPr>
           <w:sz w:val="21"/>
         </w:rPr>
-        <w:t>Create an agent team for Week 1 social from data/social-brief.md and strategy/calendar.csv. Spawn two teammates using the agent types content-creator and creative-designer; you are the Lead.</w:t>
+        <w:t>Bring this studio up to date with the course kit. Download each file below from https://raw.githubusercontent.com/tertiarycourses/TGS-2023036153-Multi-AI-Agents-Workflow-for-Content-Creation/main/labs_claude/horizon-studio/ into the same place here, replacing the old copy:</w:t>
       </w:r>
       <w:r>
         <w:br/>
@@ -15030,33 +15047,15 @@
         <w:rPr>
           <w:sz w:val="21"/>
         </w:rPr>
-        <w:t>- content-creator: 1 LinkedIn + 1 Facebook post with linkedin-post, facebook-post and copywriting, one file each in content/social/week-01/, with the frontmatter in data/publishing-spec.md.</w:t>
-      </w:r>
-      <w:r>
-        <w:br/>
-      </w:r>
-      <w:r>
-        <w:rPr>
-          <w:sz w:val="21"/>
-        </w:rPr>
-        <w:t>- creative-designer: one image per post (a rendered card in Horizon colours: LinkedIn 1200 x 627, Facebook 1080 x 1080) with alt text; message the creator for each post's hook before designing. Save each as a PNG beside its post and fill in the post's image and alt lines.</w:t>
-      </w:r>
-      <w:r>
-        <w:br/>
-      </w:r>
-      <w:r>
-        <w:rPr>
-          <w:sz w:val="21"/>
-        </w:rPr>
-        <w:t>- You: fact-check and fin-compliance on every post and image; message fixes to the teammate who owns it. Before you start, ask me how I will review: in the artifact, or by email (then ask for the approver's address). When a post passes, submit it for review with scripts/submit.mjs. Publish the two posts as an artifact. At the top, a Team chat: the messages the teammates and you sent each other, in order, each with who sent it. Then each post as it will look in the feed, with its image and alt text; under each post put two working buttons (JavaScript): Approve turns the card green; Request changes opens a box for my note. A bar at the bottom asks my name once, builds the exact lines to paste in the chat ("approved &lt;id&gt; by &lt;name&gt;", "changes &lt;id&gt;: &lt;note&gt;") and has a Copy button that says "Copied - now paste it in the chat". Keep the lines on screen in case copying is blocked. If I chose email, send ONE review email to the approver with Gmail: the artifact link and what passed the checks. Send nothing else; publish nothing. Write for a business owner, in plain English: no codes, IDs, file names or line numbers; start with what it means and what I do next. Save a Word copy (.docx) of each result.</w:t>
-      </w:r>
-    </w:p>
-    <w:p>
-      <w:r>
-        <w:rPr>
-          <w:b/>
-        </w:rPr>
-        <w:t>PROMPT B — Claude Code: ready to post</w:t>
+        <w:t>.claude/settings.json; scripts/approve-chat.mjs, gate-hook.mjs, lib.mjs, publish.mjs, serve-site.mjs and submit.mjs; data/publishing-spec.md, channel-formats.md, connect-accounts.md and env.example. Touch nothing else. Then add these rules to CLAUDE.md if they are missing: every post links to http://localhost:8080/ with UTM tags, never a claude.ai artifact link; a person approves by typing "approved &lt;id&gt; by &lt;name&gt;" in the chat; never ask me to run a command. Then start my website and tell me in one line that the kit is up to date.</w:t>
+      </w:r>
+    </w:p>
+    <w:p>
+      <w:r>
+        <w:rPr>
+          <w:b/>
+        </w:rPr>
+        <w:t>PROMPT B — Claude Code: the social team</w:t>
       </w:r>
     </w:p>
     <w:p>
@@ -15072,6 +15071,57 @@
         <w:rPr>
           <w:sz w:val="21"/>
         </w:rPr>
+        <w:t>Create an agent team for Week 1 social from data/social-brief.md and strategy/calendar.csv. Spawn two teammates using the agent types content-creator and creative-designer; you are the Lead.</w:t>
+      </w:r>
+      <w:r>
+        <w:br/>
+      </w:r>
+      <w:r>
+        <w:rPr>
+          <w:sz w:val="21"/>
+        </w:rPr>
+        <w:t>- content-creator: 1 LinkedIn + 1 Facebook post with linkedin-post, facebook-post and copywriting, one file each in content/social/week-01/, with the frontmatter in data/publishing-spec.md. Each post links to my website, http://localhost:8080/, with UTM tags.</w:t>
+      </w:r>
+      <w:r>
+        <w:br/>
+      </w:r>
+      <w:r>
+        <w:rPr>
+          <w:sz w:val="21"/>
+        </w:rPr>
+        <w:t>- creative-designer: one image per post (a rendered card in Horizon colours: LinkedIn 1200 x 627, Facebook 1080 x 1080) with alt text; message the creator for each post's hook before designing. Save each as a PNG beside its post and fill in the post's image and alt lines.</w:t>
+      </w:r>
+      <w:r>
+        <w:br/>
+      </w:r>
+      <w:r>
+        <w:rPr>
+          <w:sz w:val="21"/>
+        </w:rPr>
+        <w:t>- You: fact-check and fin-compliance on every post and image; message fixes to the teammate who owns it. Before you start, ask me how I will review: in the artifact, or by email (then ask for the approver's address). When a post passes, submit it for review with scripts/submit.mjs. Publish the two posts as an artifact. At the top, a Team chat: the messages the teammates and you sent each other, in order, each with who sent it. Then each post as it will look in the feed, with its image and alt text; under each post put two working buttons (JavaScript): Approve turns the card green; Request changes opens a box for my note. A bar at the bottom asks my name once, builds the exact lines to paste in the chat ("approved &lt;id&gt; by &lt;name&gt;", "changes &lt;id&gt;: &lt;note&gt;") and has a Copy button that says "Copied - now paste it in the chat". Keep the lines on screen in case copying is blocked. If I chose email, send ONE review email to the approver with Gmail: the artifact link and what passed the checks. Send nothing else; publish nothing. Write for a business owner, in plain English: no codes, IDs, file names or line numbers; start with what it means and what I do next. Save a Word copy (.docx) of each result.</w:t>
+      </w:r>
+    </w:p>
+    <w:p>
+      <w:r>
+        <w:rPr>
+          <w:b/>
+        </w:rPr>
+        <w:t>PROMPT C — Claude Code: ready to post</w:t>
+      </w:r>
+    </w:p>
+    <w:p>
+      <w:pPr>
+        <w:spacing w:after="80"/>
+        <w:ind w:left="432"/>
+        <w:pBdr>
+          <w:left w:val="single" w:sz="18" w:space="8" w:color="D97757"/>
+        </w:pBdr>
+        <w:shd w:val="clear" w:fill="FBF4EE"/>
+      </w:pPr>
+      <w:r>
+        <w:rPr>
+          <w:sz w:val="21"/>
+        </w:rPr>
         <w:t>For each Week 1 post approved in review/approvals.csv, publish a "ready to post" artifact: the post text with a Copy button, its image, and the steps to post it by hand on LinkedIn or our Facebook Page. Then open the folder with the two images on my computer. Publish nothing yourself. Write for a business owner, in plain English: no codes, IDs, file names or line numbers; start with what it means and what I do next. Save a Word copy (.docx) of each result.</w:t>
       </w:r>
     </w:p>
@@ -15126,174 +15176,12 @@
         <w:rPr>
           <w:b/>
         </w:rPr>
-        <w:t>Check your work</w:t>
-      </w:r>
-    </w:p>
-    <w:p>
-      <w:pPr>
-        <w:pStyle w:val="ListBullet"/>
-      </w:pPr>
-      <w:r>
-        <w:rPr>
-          <w:b w:val="0"/>
-        </w:rPr>
-        <w:t>☐  The gate stopped Claude from approving.</w:t>
-      </w:r>
-    </w:p>
-    <w:p>
-      <w:pPr>
-        <w:pStyle w:val="ListBullet"/>
-      </w:pPr>
-      <w:r>
-        <w:rPr>
-          <w:b w:val="0"/>
-        </w:rPr>
-        <w:t>☐  Two teammates ran; the Lead said when each started and finished.</w:t>
-      </w:r>
-    </w:p>
-    <w:p>
-      <w:pPr>
-        <w:pStyle w:val="ListBullet"/>
-      </w:pPr>
-      <w:r>
-        <w:rPr>
-          <w:b w:val="0"/>
-        </w:rPr>
-        <w:t>☐  The Team chat shows the designer and the creator messaging each other.</w:t>
-      </w:r>
-    </w:p>
-    <w:p>
-      <w:pPr>
-        <w:pStyle w:val="ListBullet"/>
-      </w:pPr>
-      <w:r>
-        <w:rPr>
-          <w:b w:val="0"/>
-        </w:rPr>
-        <w:t>☐  Two posts with images from the designer, alt text and UTM links.</w:t>
-      </w:r>
-    </w:p>
-    <w:p>
-      <w:pPr>
-        <w:pStyle w:val="ListBullet"/>
-      </w:pPr>
-      <w:r>
-        <w:rPr>
-          <w:b w:val="0"/>
-        </w:rPr>
-        <w:t>☐  You reviewed in the artifact or by email and pasted the approval in the chat; the rows show your name and a hash.</w:t>
-      </w:r>
-    </w:p>
-    <w:p>
-      <w:pPr>
-        <w:pStyle w:val="ListBullet"/>
-      </w:pPr>
-      <w:r>
-        <w:rPr>
-          <w:b w:val="0"/>
-        </w:rPr>
-        <w:t>☐  You posted the approved text and image yourself (or, optionally, through the API after you said go).</w:t>
-      </w:r>
-    </w:p>
-    <w:p>
-      <w:r>
-        <w:rPr>
-          <w:b/>
-        </w:rPr>
-        <w:t>If it goes wrong</w:t>
-      </w:r>
-    </w:p>
-    <w:p>
-      <w:pPr>
-        <w:pStyle w:val="ListBullet"/>
-      </w:pPr>
-      <w:r>
-        <w:rPr>
-          <w:b/>
-        </w:rPr>
-        <w:t>You got subagents, not a team</w:t>
-      </w:r>
-      <w:r>
-        <w:rPr>
-          <w:b w:val="0"/>
-        </w:rPr>
-        <w:t xml:space="preserve"> — Check you are in the current horizon-studio folder from the course, start a new session and ask for "an agent team" by name.</w:t>
-      </w:r>
-    </w:p>
-    <w:p>
-      <w:pPr>
-        <w:pStyle w:val="ListBullet"/>
-      </w:pPr>
-      <w:r>
-        <w:rPr>
-          <w:b/>
-        </w:rPr>
-        <w:t>LinkedIn returns 426</w:t>
-      </w:r>
-      <w:r>
-        <w:rPr>
-          <w:b w:val="0"/>
-        </w:rPr>
-        <w:t xml:space="preserve"> — LINKEDIN_VERSION must be a recent YYYYMM.</w:t>
-      </w:r>
-    </w:p>
-    <w:p>
-      <w:r>
-        <w:rPr>
-          <w:b/>
-        </w:rPr>
-        <w:t>Stretch</w:t>
-      </w:r>
-    </w:p>
-    <w:p>
-      <w:pPr>
-        <w:pStyle w:val="ListBullet"/>
-      </w:pPr>
-      <w:r>
-        <w:rPr>
-          <w:b w:val="0"/>
-        </w:rPr>
-        <w:t>Add the growth-analyst to suggest the best posting time per post from channel-benchmarks.csv.</w:t>
-      </w:r>
-    </w:p>
-    <w:p>
-      <w:pPr>
-        <w:pStyle w:val="ListBullet"/>
-      </w:pPr>
-      <w:r>
-        <w:rPr>
-          <w:b w:val="0"/>
-        </w:rPr>
-        <w:t>Link each LinkedIn post to the Lab 8 blog article.</w:t>
-      </w:r>
-    </w:p>
-    <w:p>
-      <w:r>
-        <w:rPr>
-          <w:i/>
-        </w:rPr>
-        <w:t>Why it matters: Subagents report to one boss; teammates also talk to each other. A designer who can ask the writer for the hook makes a better image.</w:t>
-      </w:r>
-    </w:p>
-    <w:p>
-      <w:pPr>
-        <w:pStyle w:val="Heading2"/>
-      </w:pPr>
-      <w:r>
-        <w:t>Key ideas for Lab 11</w:t>
-      </w:r>
-    </w:p>
-    <w:p>
-      <w:pPr>
-        <w:pStyle w:val="Heading3"/>
-      </w:pPr>
-      <w:r>
-        <w:t>Campaign 3: Newsletter + Landing Page</w:t>
-      </w:r>
-    </w:p>
-    <w:p>
-      <w:r>
-        <w:t>Lab 11: three specialists, one email and one page, consent first.</w:t>
+        <w:t>Optional: post through LinkedIn and Facebook</w:t>
+      </w:r>
+    </w:p>
+    <w:p>
+      <w:r>
+        <w:t>About 20 minutes, after you have approved the posts. Use test accounts only: your own LinkedIn profile and a test Facebook Page you manage. Skip any post you already posted by hand. The link in each post opens your own website, so it works only on your computer.</w:t>
       </w:r>
     </w:p>
     <w:p>
@@ -15308,6 +15196,321 @@
         <w:rPr>
           <w:b/>
         </w:rPr>
+        <w:t>Make your key file</w:t>
+      </w:r>
+      <w:r>
+        <w:rPr>
+          <w:b w:val="0"/>
+        </w:rPr>
+        <w:t xml:space="preserve"> — Ask Claude Code: "Make my .env file from data/env.example and open it in a text editor." Your keys go only in this file — never in the chat.</w:t>
+      </w:r>
+    </w:p>
+    <w:p>
+      <w:pPr>
+        <w:pStyle w:val="ListNumber"/>
+      </w:pPr>
+      <w:r>
+        <w:rPr>
+          <w:b/>
+        </w:rPr>
+        <w:t>LinkedIn app</w:t>
+      </w:r>
+      <w:r>
+        <w:rPr>
+          <w:b w:val="0"/>
+        </w:rPr>
+        <w:t xml:space="preserve"> — Go to linkedin.com/developers → Create app (link it to a LinkedIn Page; a test Page is fine). Under Products add Share on LinkedIn and Sign In with LinkedIn using OpenID Connect.</w:t>
+      </w:r>
+    </w:p>
+    <w:p>
+      <w:pPr>
+        <w:pStyle w:val="ListNumber"/>
+      </w:pPr>
+      <w:r>
+        <w:rPr>
+          <w:b/>
+        </w:rPr>
+        <w:t>LinkedIn key</w:t>
+      </w:r>
+      <w:r>
+        <w:rPr>
+          <w:b w:val="0"/>
+        </w:rPr>
+        <w:t xml:space="preserve"> — Auth → OAuth 2.0 tools → create a token with openid, profile and w_member_social. Paste it after LINKEDIN_ACCESS_TOKEN= in .env and save.</w:t>
+      </w:r>
+    </w:p>
+    <w:p>
+      <w:pPr>
+        <w:pStyle w:val="ListNumber"/>
+      </w:pPr>
+      <w:r>
+        <w:rPr>
+          <w:b/>
+        </w:rPr>
+        <w:t>Your LinkedIn ID</w:t>
+      </w:r>
+      <w:r>
+        <w:rPr>
+          <w:b w:val="0"/>
+        </w:rPr>
+        <w:t xml:space="preserve"> — Ask Claude Code: "Look up my LinkedIn author ID with the token in .env and fill it in. Do not show me the token."</w:t>
+      </w:r>
+    </w:p>
+    <w:p>
+      <w:pPr>
+        <w:pStyle w:val="ListNumber"/>
+      </w:pPr>
+      <w:r>
+        <w:rPr>
+          <w:b/>
+        </w:rPr>
+        <w:t>Facebook app</w:t>
+      </w:r>
+      <w:r>
+        <w:rPr>
+          <w:b w:val="0"/>
+        </w:rPr>
+        <w:t xml:space="preserve"> — Go to developers.facebook.com → Create app → Business. Open Tools → Graph API Explorer and pick your app. Add pages_manage_posts, pages_read_engagement and pages_show_list, then Generate token and choose your test Page.</w:t>
+      </w:r>
+    </w:p>
+    <w:p>
+      <w:pPr>
+        <w:pStyle w:val="ListNumber"/>
+      </w:pPr>
+      <w:r>
+        <w:rPr>
+          <w:b/>
+        </w:rPr>
+        <w:t>Facebook key</w:t>
+      </w:r>
+      <w:r>
+        <w:rPr>
+          <w:b w:val="0"/>
+        </w:rPr>
+        <w:t xml:space="preserve"> — Click Get Page Access Token. Paste it after FB_PAGE_TOKEN= in .env, and your Page ID (Page → About → Page transparency) after FB_PAGE_ID=. Save. This key lasts about an hour, so do it just before you post.</w:t>
+      </w:r>
+    </w:p>
+    <w:p>
+      <w:pPr>
+        <w:pStyle w:val="ListNumber"/>
+      </w:pPr>
+      <w:r>
+        <w:rPr>
+          <w:b/>
+        </w:rPr>
+        <w:t>Dry run</w:t>
+      </w:r>
+      <w:r>
+        <w:rPr>
+          <w:b w:val="0"/>
+        </w:rPr>
+        <w:t xml:space="preserve"> — Type: "Do a dry run of publishing the approved Week 1 posts and show each one as an artifact. Wait for my go." Each card should show your key partly hidden (like LITO…), not "missing".</w:t>
+      </w:r>
+    </w:p>
+    <w:p>
+      <w:pPr>
+        <w:pStyle w:val="ListNumber"/>
+      </w:pPr>
+      <w:r>
+        <w:rPr>
+          <w:b/>
+        </w:rPr>
+        <w:t>Go</w:t>
+      </w:r>
+      <w:r>
+        <w:rPr>
+          <w:b w:val="0"/>
+        </w:rPr>
+        <w:t xml:space="preserve"> — Type "go" for each post you want live. It appears on LinkedIn or your Facebook Page with its image, and the artifact shows its link.</w:t>
+      </w:r>
+    </w:p>
+    <w:p>
+      <w:r>
+        <w:rPr>
+          <w:b/>
+        </w:rPr>
+        <w:t>Check your work</w:t>
+      </w:r>
+    </w:p>
+    <w:p>
+      <w:pPr>
+        <w:pStyle w:val="ListBullet"/>
+      </w:pPr>
+      <w:r>
+        <w:rPr>
+          <w:b w:val="0"/>
+        </w:rPr>
+        <w:t>☐  The gate stopped Claude from approving.</w:t>
+      </w:r>
+    </w:p>
+    <w:p>
+      <w:pPr>
+        <w:pStyle w:val="ListBullet"/>
+      </w:pPr>
+      <w:r>
+        <w:rPr>
+          <w:b w:val="0"/>
+        </w:rPr>
+        <w:t>☐  Two teammates ran; the Lead said when each started and finished.</w:t>
+      </w:r>
+    </w:p>
+    <w:p>
+      <w:pPr>
+        <w:pStyle w:val="ListBullet"/>
+      </w:pPr>
+      <w:r>
+        <w:rPr>
+          <w:b w:val="0"/>
+        </w:rPr>
+        <w:t>☐  The Team chat shows the designer and the creator messaging each other.</w:t>
+      </w:r>
+    </w:p>
+    <w:p>
+      <w:pPr>
+        <w:pStyle w:val="ListBullet"/>
+      </w:pPr>
+      <w:r>
+        <w:rPr>
+          <w:b w:val="0"/>
+        </w:rPr>
+        <w:t>☐  Two posts with images from the designer, alt text and UTM links.</w:t>
+      </w:r>
+    </w:p>
+    <w:p>
+      <w:pPr>
+        <w:pStyle w:val="ListBullet"/>
+      </w:pPr>
+      <w:r>
+        <w:rPr>
+          <w:b w:val="0"/>
+        </w:rPr>
+        <w:t>☐  You reviewed in the artifact or by email and pasted the approval in the chat; the rows show your name and a hash.</w:t>
+      </w:r>
+    </w:p>
+    <w:p>
+      <w:pPr>
+        <w:pStyle w:val="ListBullet"/>
+      </w:pPr>
+      <w:r>
+        <w:rPr>
+          <w:b w:val="0"/>
+        </w:rPr>
+        <w:t>☐  You posted the approved text and image yourself (or, optionally, through the API after you said go).</w:t>
+      </w:r>
+    </w:p>
+    <w:p>
+      <w:r>
+        <w:rPr>
+          <w:b/>
+        </w:rPr>
+        <w:t>If it goes wrong</w:t>
+      </w:r>
+    </w:p>
+    <w:p>
+      <w:pPr>
+        <w:pStyle w:val="ListBullet"/>
+      </w:pPr>
+      <w:r>
+        <w:rPr>
+          <w:b/>
+        </w:rPr>
+        <w:t>You got subagents, not a team</w:t>
+      </w:r>
+      <w:r>
+        <w:rPr>
+          <w:b w:val="0"/>
+        </w:rPr>
+        <w:t xml:space="preserve"> — Check you are in the current horizon-studio folder from the course, start a new session and ask for "an agent team" by name.</w:t>
+      </w:r>
+    </w:p>
+    <w:p>
+      <w:pPr>
+        <w:pStyle w:val="ListBullet"/>
+      </w:pPr>
+      <w:r>
+        <w:rPr>
+          <w:b/>
+        </w:rPr>
+        <w:t>LinkedIn returns 426</w:t>
+      </w:r>
+      <w:r>
+        <w:rPr>
+          <w:b w:val="0"/>
+        </w:rPr>
+        <w:t xml:space="preserve"> — LINKEDIN_VERSION must be a recent YYYYMM.</w:t>
+      </w:r>
+    </w:p>
+    <w:p>
+      <w:r>
+        <w:rPr>
+          <w:b/>
+        </w:rPr>
+        <w:t>Stretch</w:t>
+      </w:r>
+    </w:p>
+    <w:p>
+      <w:pPr>
+        <w:pStyle w:val="ListBullet"/>
+      </w:pPr>
+      <w:r>
+        <w:rPr>
+          <w:b w:val="0"/>
+        </w:rPr>
+        <w:t>Add the growth-analyst to suggest the best posting time per post from channel-benchmarks.csv.</w:t>
+      </w:r>
+    </w:p>
+    <w:p>
+      <w:pPr>
+        <w:pStyle w:val="ListBullet"/>
+      </w:pPr>
+      <w:r>
+        <w:rPr>
+          <w:b w:val="0"/>
+        </w:rPr>
+        <w:t>Link each LinkedIn post to the Lab 8 blog article.</w:t>
+      </w:r>
+    </w:p>
+    <w:p>
+      <w:r>
+        <w:rPr>
+          <w:i/>
+        </w:rPr>
+        <w:t>Why it matters: Subagents report to one boss; teammates also talk to each other. A designer who can ask the writer for the hook makes a better image.</w:t>
+      </w:r>
+    </w:p>
+    <w:p>
+      <w:pPr>
+        <w:pStyle w:val="Heading2"/>
+      </w:pPr>
+      <w:r>
+        <w:t>Key ideas for Lab 11</w:t>
+      </w:r>
+    </w:p>
+    <w:p>
+      <w:pPr>
+        <w:pStyle w:val="Heading3"/>
+      </w:pPr>
+      <w:r>
+        <w:t>Campaign 3: Newsletter + Landing Page</w:t>
+      </w:r>
+    </w:p>
+    <w:p>
+      <w:r>
+        <w:t>Lab 11: three specialists, one email and one page, consent first.</w:t>
+      </w:r>
+    </w:p>
+    <w:p>
+      <w:pPr>
+        <w:pStyle w:val="ListNumber"/>
+        <w:numPr>
+          <w:ilvl w:val="0"/>
+          <w:numId w:val="34"/>
+        </w:numPr>
+      </w:pPr>
+      <w:r>
+        <w:rPr>
+          <w:b/>
+        </w:rPr>
         <w:t>Content Creator</w:t>
       </w:r>
       <w:r>
@@ -15548,7 +15751,7 @@
         <w:rPr>
           <w:b w:val="0"/>
         </w:rPr>
-        <w:t xml:space="preserve"> 124–129</w:t>
+        <w:t xml:space="preserve"> 125–130</w:t>
       </w:r>
     </w:p>
     <w:p>
@@ -15572,7 +15775,7 @@
         </w:rPr>
         <w:t xml:space="preserve">Copy the prompts: </w:t>
       </w:r>
-      <w:hyperlink r:id="rId23">
+      <w:hyperlink r:id="rId24">
         <w:r>
           <w:rPr>
             <w:color w:val="0563C1"/>
@@ -15595,7 +15798,7 @@
         <w:pStyle w:val="ListNumber"/>
         <w:numPr>
           <w:ilvl w:val="0"/>
-          <w:numId w:val="34"/>
+          <w:numId w:val="35"/>
         </w:numPr>
       </w:pPr>
       <w:r>
@@ -16140,7 +16343,7 @@
         <w:rPr>
           <w:b w:val="0"/>
         </w:rPr>
-        <w:t xml:space="preserve"> 131–136</w:t>
+        <w:t xml:space="preserve"> 132–137</w:t>
       </w:r>
     </w:p>
     <w:p>
@@ -16164,7 +16367,7 @@
         </w:rPr>
         <w:t xml:space="preserve">Copy the prompts: </w:t>
       </w:r>
-      <w:hyperlink r:id="rId24">
+      <w:hyperlink r:id="rId25">
         <w:r>
           <w:rPr>
             <w:color w:val="0563C1"/>
@@ -16187,7 +16390,7 @@
         <w:pStyle w:val="ListNumber"/>
         <w:numPr>
           <w:ilvl w:val="0"/>
-          <w:numId w:val="35"/>
+          <w:numId w:val="36"/>
         </w:numPr>
       </w:pPr>
       <w:r>
@@ -16650,7 +16853,7 @@
     </w:p>
     <w:p>
       <w:r>
-        <w:t>Slides 138–173. In this topic you will:</w:t>
+        <w:t>Slides 139–174. In this topic you will:</w:t>
       </w:r>
     </w:p>
     <w:p>
@@ -16723,7 +16926,7 @@
         <w:pStyle w:val="ListNumber"/>
         <w:numPr>
           <w:ilvl w:val="0"/>
-          <w:numId w:val="36"/>
+          <w:numId w:val="37"/>
         </w:numPr>
       </w:pPr>
       <w:r>
@@ -16978,7 +17181,7 @@
         <w:rPr>
           <w:b w:val="0"/>
         </w:rPr>
-        <w:t xml:space="preserve"> 141–146</w:t>
+        <w:t xml:space="preserve"> 142–147</w:t>
       </w:r>
     </w:p>
     <w:p>
@@ -17002,7 +17205,7 @@
         </w:rPr>
         <w:t xml:space="preserve">Copy the prompts: </w:t>
       </w:r>
-      <w:hyperlink r:id="rId25">
+      <w:hyperlink r:id="rId26">
         <w:r>
           <w:rPr>
             <w:color w:val="0563C1"/>
@@ -17025,7 +17228,7 @@
         <w:pStyle w:val="ListNumber"/>
         <w:numPr>
           <w:ilvl w:val="0"/>
-          <w:numId w:val="37"/>
+          <w:numId w:val="38"/>
         </w:numPr>
       </w:pPr>
       <w:r>
@@ -17870,7 +18073,7 @@
         <w:rPr>
           <w:b w:val="0"/>
         </w:rPr>
-        <w:t xml:space="preserve"> 149–154</w:t>
+        <w:t xml:space="preserve"> 150–155</w:t>
       </w:r>
     </w:p>
     <w:p>
@@ -17894,7 +18097,7 @@
         </w:rPr>
         <w:t xml:space="preserve">Copy the prompts: </w:t>
       </w:r>
-      <w:hyperlink r:id="rId26">
+      <w:hyperlink r:id="rId27">
         <w:r>
           <w:rPr>
             <w:color w:val="0563C1"/>
@@ -17917,7 +18120,7 @@
         <w:pStyle w:val="ListNumber"/>
         <w:numPr>
           <w:ilvl w:val="0"/>
-          <w:numId w:val="38"/>
+          <w:numId w:val="39"/>
         </w:numPr>
       </w:pPr>
       <w:r>
@@ -18583,7 +18786,7 @@
         <w:rPr>
           <w:b w:val="0"/>
         </w:rPr>
-        <w:t xml:space="preserve"> 158–164</w:t>
+        <w:t xml:space="preserve"> 159–165</w:t>
       </w:r>
     </w:p>
     <w:p>
@@ -18607,7 +18810,7 @@
         </w:rPr>
         <w:t xml:space="preserve">Copy the prompts: </w:t>
       </w:r>
-      <w:hyperlink r:id="rId27">
+      <w:hyperlink r:id="rId28">
         <w:r>
           <w:rPr>
             <w:color w:val="0563C1"/>
@@ -18630,7 +18833,7 @@
         <w:pStyle w:val="ListNumber"/>
         <w:numPr>
           <w:ilvl w:val="0"/>
-          <w:numId w:val="39"/>
+          <w:numId w:val="40"/>
         </w:numPr>
       </w:pPr>
       <w:r>
@@ -19239,7 +19442,7 @@
         <w:pStyle w:val="ListNumber"/>
         <w:numPr>
           <w:ilvl w:val="0"/>
-          <w:numId w:val="40"/>
+          <w:numId w:val="41"/>
         </w:numPr>
       </w:pPr>
       <w:r>
@@ -19356,7 +19559,7 @@
                     <pic:cNvPicPr/>
                   </pic:nvPicPr>
                   <pic:blipFill>
-                    <a:blip r:embed="rId28"/>
+                    <a:blip r:embed="rId29"/>
                     <a:stretch>
                       <a:fillRect/>
                     </a:stretch>
@@ -19965,7 +20168,7 @@
         <w:pStyle w:val="ListNumber"/>
         <w:numPr>
           <w:ilvl w:val="0"/>
-          <w:numId w:val="41"/>
+          <w:numId w:val="42"/>
         </w:numPr>
       </w:pPr>
       <w:r>
@@ -20475,6 +20678,12 @@
     </w:lvlOverride>
   </w:num>
   <w:num w:numId="41">
+    <w:abstractNumId w:val="7"/>
+    <w:lvlOverride w:ilvl="0">
+      <w:startOverride w:val="1"/>
+    </w:lvlOverride>
+  </w:num>
+  <w:num w:numId="42">
     <w:abstractNumId w:val="7"/>
     <w:lvlOverride w:ilvl="0">
       <w:startOverride w:val="1"/>

--- a/courseware_claude/LG-Multi AI Agents Workflow for Content Creation - Claude-v3.5.docx
+++ b/courseware_claude/LG-Multi AI Agents Workflow for Content Creation - Claude-v3.5.docx
@@ -1776,7 +1776,7 @@
         </w:rPr>
         <w:t>Lab 7 — Growth Analyst and Strategist: Cadence and Calendar</w:t>
         <w:tab/>
-        <w:t>28</w:t>
+        <w:t>29</w:t>
       </w:r>
     </w:p>
     <w:p>
@@ -2370,7 +2370,7 @@
         </w:rPr>
         <w:t>Key ideas for Lab 14</w:t>
         <w:tab/>
-        <w:t>45</w:t>
+        <w:t>46</w:t>
       </w:r>
     </w:p>
     <w:p>
@@ -2388,7 +2388,7 @@
         </w:rPr>
         <w:t>Responsible AI in the Team</w:t>
         <w:tab/>
-        <w:t>45</w:t>
+        <w:t>46</w:t>
       </w:r>
     </w:p>
     <w:p>
@@ -2442,7 +2442,7 @@
         </w:rPr>
         <w:t>Key ideas for Lab 15</w:t>
         <w:tab/>
-        <w:t>47</w:t>
+        <w:t>48</w:t>
       </w:r>
     </w:p>
     <w:p>
@@ -2460,7 +2460,7 @@
         </w:rPr>
         <w:t>Subagents vs Agent Teams</w:t>
         <w:tab/>
-        <w:t>47</w:t>
+        <w:t>48</w:t>
       </w:r>
     </w:p>
     <w:p>
@@ -2532,7 +2532,7 @@
         </w:rPr>
         <w:t>Course Summary</w:t>
         <w:tab/>
-        <w:t>50</w:t>
+        <w:t>51</w:t>
       </w:r>
     </w:p>
     <w:p>
@@ -2550,7 +2550,7 @@
         </w:rPr>
         <w:t>How Each Pattern Is Triggered</w:t>
         <w:tab/>
-        <w:t>50</w:t>
+        <w:t>51</w:t>
       </w:r>
     </w:p>
     <w:p>
@@ -2622,7 +2622,7 @@
         </w:rPr>
         <w:t>Support</w:t>
         <w:tab/>
-        <w:t>52</w:t>
+        <w:t>53</w:t>
       </w:r>
     </w:p>
     <w:p>
@@ -2640,7 +2640,7 @@
         </w:rPr>
         <w:t>Assessment flow</w:t>
         <w:tab/>
-        <w:t>52</w:t>
+        <w:t>53</w:t>
       </w:r>
       <w:r>
         <w:fldChar w:fldCharType="end"/>
@@ -9300,7 +9300,7 @@
         <w:rPr>
           <w:b w:val="0"/>
         </w:rPr>
-        <w:t xml:space="preserve"> — Upload data/ to a Drive folder named Horizon Studio.</w:t>
+        <w:t xml:space="preserve"> — Ask: "Create a Google Drive folder named Horizon Studio and upload every file in data/ to it as plain files — do not convert them."</w:t>
       </w:r>
     </w:p>
     <w:p>
@@ -9516,6 +9516,23 @@
           <w:b w:val="0"/>
         </w:rPr>
         <w:t xml:space="preserve"> — Reconnect and grant read access to the Horizon Studio folder.</w:t>
+      </w:r>
+    </w:p>
+    <w:p>
+      <w:pPr>
+        <w:pStyle w:val="ListBullet"/>
+      </w:pPr>
+      <w:r>
+        <w:rPr>
+          <w:b/>
+        </w:rPr>
+        <w:t>Claude cannot upload to Drive</w:t>
+      </w:r>
+      <w:r>
+        <w:rPr>
+          <w:b w:val="0"/>
+        </w:rPr>
+        <w:t xml:space="preserve"> — Check Google Drive is in /mcp. Or upload the files yourself: drive.google.com → New → New folder "Horizon Studio", open it → New → File upload.</w:t>
       </w:r>
     </w:p>
     <w:p>
@@ -17258,7 +17275,7 @@
         <w:rPr>
           <w:b w:val="0"/>
         </w:rPr>
-        <w:t xml:space="preserve"> — Upload campaign-results.csv to the Horizon Studio folder.</w:t>
+        <w:t xml:space="preserve"> — Ask: "Upload data/campaign-results.csv to my Google Drive folder Horizon Studio as a plain file, replacing any old copy."</w:t>
       </w:r>
     </w:p>
     <w:p>
@@ -17520,6 +17537,23 @@
           <w:b w:val="0"/>
         </w:rPr>
         <w:t xml:space="preserve"> — Write "draft only — never send" in both the skill and the task instructions.</w:t>
+      </w:r>
+    </w:p>
+    <w:p>
+      <w:pPr>
+        <w:pStyle w:val="ListBullet"/>
+      </w:pPr>
+      <w:r>
+        <w:rPr>
+          <w:b/>
+        </w:rPr>
+        <w:t>Claude cannot upload to Drive</w:t>
+      </w:r>
+      <w:r>
+        <w:rPr>
+          <w:b w:val="0"/>
+        </w:rPr>
+        <w:t xml:space="preserve"> — Upload it yourself: drive.google.com → New → New folder "Horizon Studio" (if missing), open it → New → File upload.</w:t>
       </w:r>
     </w:p>
     <w:p>

--- a/courseware_claude/LG-Multi AI Agents Workflow for Content Creation - Claude-v3.5.docx
+++ b/courseware_claude/LG-Multi AI Agents Workflow for Content Creation - Claude-v3.5.docx
@@ -15064,7 +15064,7 @@
         <w:rPr>
           <w:sz w:val="21"/>
         </w:rPr>
-        <w:t>.claude/settings.json; scripts/approve-chat.mjs, gate-hook.mjs, lib.mjs, publish.mjs, serve-site.mjs and submit.mjs; data/publishing-spec.md, channel-formats.md, connect-accounts.md and env.example. Touch nothing else. Then add these rules to CLAUDE.md if they are missing: every post links to http://localhost:8080/ with UTM tags, never a claude.ai artifact link; a person approves by typing "approved &lt;id&gt; by &lt;name&gt;" in the chat; never ask me to run a command. Then start my website and tell me in one line that the kit is up to date.</w:t>
+        <w:t>.claude/settings.json; scripts/approve-chat.mjs, gate-hook.mjs, lib.mjs, publish.mjs, serve-site.mjs and submit.mjs; data/publishing-spec.md, channel-formats.md, connect-accounts.md, env.example, turning-55-brief.md and turning-55-draft.md. Touch nothing else. Then add these rules to CLAUDE.md if they are missing: every post links to http://localhost:8080/ with UTM tags, never a claude.ai artifact link; a person approves by typing "approved &lt;id&gt; by &lt;name&gt;" in the chat; never ask me to run a command. Then start my website and tell me in one line that the kit is up to date.</w:t>
       </w:r>
     </w:p>
     <w:p>
@@ -19256,6 +19256,23 @@
           <w:b/>
         </w:rPr>
         <w:t>If it goes wrong</w:t>
+      </w:r>
+    </w:p>
+    <w:p>
+      <w:pPr>
+        <w:pStyle w:val="ListBullet"/>
+      </w:pPr>
+      <w:r>
+        <w:rPr>
+          <w:b/>
+        </w:rPr>
+        <w:t>Claude cannot find turning-55-brief.md</w:t>
+      </w:r>
+      <w:r>
+        <w:rPr>
+          <w:b w:val="0"/>
+        </w:rPr>
+        <w:t xml:space="preserve"> — Your folder is an older download. Ask: "Download turning-55-brief.md and turning-55-draft.md from https://raw.githubusercontent.com/tertiarycourses/TGS-2023036153-Multi-AI-Agents-Workflow-for-Content-Creation/main/labs_claude/horizon-studio/data/ into data/." Then paste Prompt A again.</w:t>
       </w:r>
     </w:p>
     <w:p>
